--- a/internal_doc/05.测试设计/story/会话隔离/Story_外部会话提供超时以及访问隔离的能力测试设计.docx
+++ b/internal_doc/05.测试设计/story/会话隔离/Story_外部会话提供超时以及访问隔离的能力测试设计.docx
@@ -3602,7 +3602,7 @@
         <w:rPr>
           <w:rFonts w:hint="eastAsia"/>
         </w:rPr>
-        <w:t>1</w:t>
+        <w:t>0</w:t>
       </w:r>
       <w:r>
         <w:rPr>
@@ -4237,12 +4237,7 @@
     </w:p>
     <w:p>
       <w:pPr>
-        <w:pStyle w:val="ListParagraph"/>
-        <w:numPr>
-          <w:ilvl w:val="0"/>
-          <w:numId w:val="9"/>
-        </w:numPr>
-        <w:ind w:firstLineChars="0"/>
+        <w:ind w:firstLine="360"/>
       </w:pPr>
       <w:r>
         <w:rPr>
@@ -4414,9 +4409,6 @@
           <w:numId w:val="14"/>
         </w:numPr>
         <w:ind w:firstLineChars="0"/>
-        <w:rPr>
-          <w:rFonts w:hint="eastAsia"/>
-        </w:rPr>
       </w:pPr>
       <w:r>
         <w:rPr>
@@ -4573,9 +4565,6 @@
         </w:numPr>
         <w:spacing w:line="276" w:lineRule="auto"/>
         <w:ind w:firstLineChars="0"/>
-        <w:rPr>
-          <w:rFonts w:hint="eastAsia"/>
-        </w:rPr>
       </w:pPr>
       <w:r>
         <w:rPr>
@@ -4644,9 +4633,6 @@
           <w:numId w:val="15"/>
         </w:numPr>
         <w:ind w:firstLineChars="0"/>
-        <w:rPr>
-          <w:rFonts w:hint="eastAsia"/>
-        </w:rPr>
       </w:pPr>
       <w:r>
         <w:rPr>
@@ -4857,11 +4843,6 @@
       </w:r>
     </w:p>
     <w:p>
-      <w:pPr>
-        <w:rPr>
-          <w:rFonts w:hint="eastAsia"/>
-        </w:rPr>
-      </w:pPr>
       <w:r>
         <w:rPr>
           <w:rFonts w:hint="eastAsia"/>
@@ -5138,7 +5119,6 @@
         <w:rPr>
           <w:rFonts w:hint="eastAsia"/>
         </w:rPr>
-        <w:lastRenderedPageBreak/>
         <w:t>'M'</w:t>
       </w:r>
       <w:r>
@@ -5189,6 +5169,7 @@
         <w:rPr>
           <w:rFonts w:hint="eastAsia"/>
         </w:rPr>
+        <w:lastRenderedPageBreak/>
         <w:t>其他值：不报错，随机选取</w:t>
       </w:r>
     </w:p>
@@ -5798,9 +5779,6 @@
           <w:numId w:val="18"/>
         </w:numPr>
         <w:ind w:firstLineChars="0"/>
-        <w:rPr>
-          <w:rFonts w:hint="eastAsia"/>
-        </w:rPr>
       </w:pPr>
       <w:r>
         <w:rPr>
@@ -6146,9 +6124,6 @@
           <w:numId w:val="18"/>
         </w:numPr>
         <w:ind w:firstLineChars="0"/>
-        <w:rPr>
-          <w:rFonts w:hint="eastAsia"/>
-        </w:rPr>
       </w:pPr>
       <w:r>
         <w:rPr>
@@ -6460,7 +6435,16 @@
           <w:color w:val="0000FF"/>
           <w:szCs w:val="21"/>
         </w:rPr>
-        <w:t>安全、稳定性（压力）、</w:t>
+        <w:t>安全、稳定性（压力）、交互等角度对</w:t>
+      </w:r>
+      <w:r>
+        <w:rPr>
+          <w:rFonts w:ascii="Arial" w:eastAsia="黑体" w:hAnsi="Arial" w:cs="Arial"/>
+          <w:i/>
+          <w:color w:val="0000FF"/>
+          <w:szCs w:val="21"/>
+        </w:rPr>
+        <w:t>story</w:t>
       </w:r>
       <w:r>
         <w:rPr>
@@ -6469,8 +6453,7 @@
           <w:color w:val="0000FF"/>
           <w:szCs w:val="21"/>
         </w:rPr>
-        <w:lastRenderedPageBreak/>
-        <w:t>交互等角度对</w:t>
+        <w:t>进行分析和设计，以及</w:t>
       </w:r>
       <w:r>
         <w:rPr>
@@ -6488,24 +6471,6 @@
           <w:color w:val="0000FF"/>
           <w:szCs w:val="21"/>
         </w:rPr>
-        <w:t>进行分析和设计，以及</w:t>
-      </w:r>
-      <w:r>
-        <w:rPr>
-          <w:rFonts w:ascii="Arial" w:eastAsia="黑体" w:hAnsi="Arial" w:cs="Arial"/>
-          <w:i/>
-          <w:color w:val="0000FF"/>
-          <w:szCs w:val="21"/>
-        </w:rPr>
-        <w:t>story</w:t>
-      </w:r>
-      <w:r>
-        <w:rPr>
-          <w:rFonts w:ascii="Arial" w:eastAsia="黑体" w:cs="Arial"/>
-          <w:i/>
-          <w:color w:val="0000FF"/>
-          <w:szCs w:val="21"/>
-        </w:rPr>
         <w:t>的测试策略。</w:t>
       </w:r>
     </w:p>
@@ -6522,6 +6487,7 @@
         <w:rPr>
           <w:rFonts w:cs="Arial"/>
         </w:rPr>
+        <w:lastRenderedPageBreak/>
         <w:t>测试规格</w:t>
       </w:r>
       <w:bookmarkEnd w:id="11"/>
@@ -6581,9 +6547,6 @@
         </w:numPr>
         <w:spacing w:line="276" w:lineRule="auto"/>
         <w:ind w:firstLineChars="0"/>
-        <w:rPr>
-          <w:rFonts w:hint="eastAsia"/>
-        </w:rPr>
       </w:pPr>
       <w:r>
         <w:rPr>
@@ -6621,9 +6584,6 @@
         <w:pStyle w:val="ListParagraph"/>
         <w:spacing w:line="276" w:lineRule="auto"/>
         <w:ind w:left="780" w:firstLineChars="0" w:firstLine="0"/>
-        <w:rPr>
-          <w:rFonts w:hint="eastAsia"/>
-        </w:rPr>
       </w:pPr>
       <w:r>
         <w:rPr>
@@ -6801,9 +6761,6 @@
         </w:numPr>
         <w:spacing w:line="276" w:lineRule="auto"/>
         <w:ind w:firstLineChars="0"/>
-        <w:rPr>
-          <w:rFonts w:hint="eastAsia"/>
-        </w:rPr>
       </w:pPr>
       <w:r>
         <w:rPr>
@@ -6829,9 +6786,6 @@
         <w:pStyle w:val="ListParagraph"/>
         <w:spacing w:line="276" w:lineRule="auto"/>
         <w:ind w:left="780" w:firstLineChars="0" w:firstLine="0"/>
-        <w:rPr>
-          <w:rFonts w:hint="eastAsia"/>
-        </w:rPr>
       </w:pPr>
       <w:r>
         <w:t>I</w:t>
@@ -6870,9 +6824,6 @@
         </w:numPr>
         <w:spacing w:line="276" w:lineRule="auto"/>
         <w:ind w:firstLineChars="0"/>
-        <w:rPr>
-          <w:rFonts w:hint="eastAsia"/>
-        </w:rPr>
       </w:pPr>
       <w:r>
         <w:rPr>
@@ -6939,9 +6890,6 @@
       <w:pPr>
         <w:spacing w:line="276" w:lineRule="auto"/>
         <w:ind w:firstLine="420"/>
-        <w:rPr>
-          <w:rFonts w:hint="eastAsia"/>
-        </w:rPr>
       </w:pPr>
       <w:r>
         <w:rPr>
@@ -7126,9 +7074,6 @@
     <w:p>
       <w:pPr>
         <w:ind w:firstLine="420"/>
-        <w:rPr>
-          <w:rFonts w:hint="eastAsia"/>
-        </w:rPr>
       </w:pPr>
       <w:r>
         <w:rPr>
@@ -7203,9 +7148,6 @@
     <w:p>
       <w:pPr>
         <w:ind w:firstLine="420"/>
-        <w:rPr>
-          <w:rFonts w:hint="eastAsia"/>
-        </w:rPr>
       </w:pPr>
       <w:r>
         <w:rPr>
@@ -7246,9 +7188,6 @@
         </w:numPr>
         <w:spacing w:line="276" w:lineRule="auto"/>
         <w:ind w:firstLineChars="0"/>
-        <w:rPr>
-          <w:rFonts w:hint="eastAsia"/>
-        </w:rPr>
       </w:pPr>
       <w:r>
         <w:rPr>
@@ -7274,9 +7213,6 @@
         <w:pStyle w:val="ListParagraph"/>
         <w:spacing w:line="276" w:lineRule="auto"/>
         <w:ind w:left="840" w:firstLineChars="0" w:firstLine="0"/>
-        <w:rPr>
-          <w:rFonts w:hint="eastAsia"/>
-        </w:rPr>
       </w:pPr>
       <w:r>
         <w:rPr>
@@ -7302,9 +7238,6 @@
         <w:pStyle w:val="ListParagraph"/>
         <w:spacing w:line="276" w:lineRule="auto"/>
         <w:ind w:left="840" w:firstLineChars="0" w:firstLine="0"/>
-        <w:rPr>
-          <w:rFonts w:hint="eastAsia"/>
-        </w:rPr>
       </w:pPr>
       <w:r>
         <w:rPr>
@@ -7330,100 +7263,103 @@
         <w:pStyle w:val="ListParagraph"/>
         <w:spacing w:line="276" w:lineRule="auto"/>
         <w:ind w:left="840" w:firstLineChars="0" w:firstLine="0"/>
-        <w:rPr>
-          <w:rFonts w:hint="eastAsia"/>
-        </w:rPr>
-      </w:pPr>
+      </w:pPr>
+      <w:r>
+        <w:rPr>
+          <w:rFonts w:hint="eastAsia"/>
+        </w:rPr>
+        <w:t>分别验证两种方式配置</w:t>
+      </w:r>
+      <w:r>
+        <w:rPr>
+          <w:rFonts w:hint="eastAsia"/>
+        </w:rPr>
+        <w:t>instanceid</w:t>
+      </w:r>
+      <w:r>
+        <w:rPr>
+          <w:rFonts w:hint="eastAsia"/>
+        </w:rPr>
+        <w:t>：</w:t>
+      </w:r>
+      <w:r>
+        <w:rPr>
+          <w:rFonts w:hint="eastAsia"/>
+        </w:rPr>
+        <w:t>sequoiadb</w:t>
+      </w:r>
+      <w:r>
+        <w:rPr>
+          <w:rFonts w:hint="eastAsia"/>
+        </w:rPr>
+        <w:t>配置、</w:t>
+      </w:r>
+      <w:r>
+        <w:rPr>
+          <w:rFonts w:hint="eastAsia"/>
+        </w:rPr>
+        <w:t>createNode</w:t>
+      </w:r>
+      <w:r>
+        <w:rPr>
+          <w:rFonts w:hint="eastAsia"/>
+        </w:rPr>
+        <w:t>配置，</w:t>
+      </w:r>
+      <w:r>
+        <w:rPr>
+          <w:rFonts w:hint="eastAsia"/>
+        </w:rPr>
+        <w:t>不配置时</w:t>
+      </w:r>
+      <w:r>
+        <w:rPr>
+          <w:rFonts w:hint="eastAsia"/>
+        </w:rPr>
+        <w:t xml:space="preserve"> </w:t>
+      </w:r>
+      <w:r>
+        <w:rPr>
+          <w:rFonts w:hint="eastAsia"/>
+        </w:rPr>
+        <w:t>默认值为</w:t>
+      </w:r>
+      <w:r>
+        <w:rPr>
+          <w:rFonts w:hint="eastAsia"/>
+        </w:rPr>
+        <w:t>0</w:t>
+      </w:r>
+      <w:r>
+        <w:rPr>
+          <w:rFonts w:hint="eastAsia"/>
+        </w:rPr>
+        <w:t>；参考</w:t>
+      </w:r>
+      <w:r>
+        <w:rPr>
+          <w:rFonts w:hint="eastAsia"/>
+        </w:rPr>
+        <w:t>instanceid</w:t>
+      </w:r>
+      <w:r>
+        <w:rPr>
+          <w:rFonts w:hint="eastAsia"/>
+        </w:rPr>
+        <w:t>定义，考虑范围内值、保留值</w:t>
+      </w:r>
+      <w:r>
+        <w:rPr>
+          <w:rFonts w:hint="eastAsia"/>
+        </w:rPr>
+        <w:t>；组内节点重复取值等，分</w:t>
+      </w:r>
       <w:r>
         <w:rPr>
           <w:rFonts w:hint="eastAsia"/>
         </w:rPr>
         <w:lastRenderedPageBreak/>
-        <w:t>分别验证两种方式配置</w:t>
-      </w:r>
-      <w:r>
-        <w:rPr>
-          <w:rFonts w:hint="eastAsia"/>
-        </w:rPr>
-        <w:t>instanceid</w:t>
-      </w:r>
-      <w:r>
-        <w:rPr>
-          <w:rFonts w:hint="eastAsia"/>
-        </w:rPr>
-        <w:t>：</w:t>
-      </w:r>
-      <w:r>
-        <w:rPr>
-          <w:rFonts w:hint="eastAsia"/>
-        </w:rPr>
-        <w:t>sequoiadb</w:t>
-      </w:r>
-      <w:r>
-        <w:rPr>
-          <w:rFonts w:hint="eastAsia"/>
-        </w:rPr>
-        <w:t>配置、</w:t>
-      </w:r>
-      <w:r>
-        <w:rPr>
-          <w:rFonts w:hint="eastAsia"/>
-        </w:rPr>
-        <w:t>createNode</w:t>
-      </w:r>
-      <w:r>
-        <w:rPr>
-          <w:rFonts w:hint="eastAsia"/>
-        </w:rPr>
-        <w:t>配置，</w:t>
-      </w:r>
-      <w:r>
-        <w:rPr>
-          <w:rFonts w:hint="eastAsia"/>
-        </w:rPr>
-        <w:t>不配置时</w:t>
-      </w:r>
-      <w:r>
-        <w:rPr>
-          <w:rFonts w:hint="eastAsia"/>
-        </w:rPr>
-        <w:t xml:space="preserve"> </w:t>
-      </w:r>
-      <w:r>
-        <w:rPr>
-          <w:rFonts w:hint="eastAsia"/>
-        </w:rPr>
-        <w:t>默认值为</w:t>
-      </w:r>
-      <w:r>
-        <w:rPr>
-          <w:rFonts w:hint="eastAsia"/>
-        </w:rPr>
-        <w:t>1</w:t>
-      </w:r>
-      <w:r>
-        <w:rPr>
-          <w:rFonts w:hint="eastAsia"/>
-        </w:rPr>
-        <w:t>；参考</w:t>
-      </w:r>
-      <w:r>
-        <w:rPr>
-          <w:rFonts w:hint="eastAsia"/>
-        </w:rPr>
-        <w:t>instanceid</w:t>
-      </w:r>
-      <w:r>
-        <w:rPr>
-          <w:rFonts w:hint="eastAsia"/>
-        </w:rPr>
-        <w:t>定义，考虑范围内值、保留值</w:t>
-      </w:r>
-      <w:r>
-        <w:rPr>
-          <w:rFonts w:hint="eastAsia"/>
-        </w:rPr>
-        <w:t>；组内节点重复取值等，分析测试点如下表：</w:t>
+        <w:t>析测试点如下表：</w:t>
       </w:r>
     </w:p>
     <w:tbl>
@@ -7454,7 +7390,6 @@
           <w:p>
             <w:pPr>
               <w:rPr>
-                <w:rFonts w:hint="eastAsia"/>
                 <w:iCs/>
                 <w:color w:val="000000"/>
               </w:rPr>
@@ -7762,7 +7697,6 @@
           <w:p>
             <w:pPr>
               <w:rPr>
-                <w:rFonts w:hint="eastAsia"/>
                 <w:iCs/>
                 <w:color w:val="000000"/>
               </w:rPr>
@@ -7938,7 +7872,6 @@
           <w:p>
             <w:pPr>
               <w:rPr>
-                <w:rFonts w:hint="eastAsia"/>
                 <w:iCs/>
                 <w:color w:val="000000"/>
               </w:rPr>
@@ -7960,7 +7893,6 @@
           <w:p>
             <w:pPr>
               <w:rPr>
-                <w:rFonts w:hint="eastAsia"/>
                 <w:iCs/>
                 <w:color w:val="000000"/>
               </w:rPr>
@@ -7982,7 +7914,6 @@
           <w:p>
             <w:pPr>
               <w:rPr>
-                <w:rFonts w:hint="eastAsia"/>
                 <w:iCs/>
                 <w:color w:val="000000"/>
               </w:rPr>
@@ -8049,9 +7980,6 @@
         <w:pStyle w:val="ListParagraph"/>
         <w:spacing w:line="276" w:lineRule="auto"/>
         <w:ind w:left="840" w:firstLineChars="0" w:firstLine="0"/>
-        <w:rPr>
-          <w:rFonts w:hint="eastAsia"/>
-        </w:rPr>
       </w:pPr>
       <w:r>
         <w:rPr>
@@ -8077,9 +8005,6 @@
         <w:pStyle w:val="ListParagraph"/>
         <w:spacing w:line="276" w:lineRule="auto"/>
         <w:ind w:left="840" w:firstLineChars="0" w:firstLine="0"/>
-        <w:rPr>
-          <w:rFonts w:hint="eastAsia"/>
-        </w:rPr>
       </w:pPr>
       <w:r>
         <w:rPr>
@@ -8454,9 +8379,6 @@
         <w:pStyle w:val="ListParagraph"/>
         <w:spacing w:line="276" w:lineRule="auto"/>
         <w:ind w:left="840" w:firstLineChars="0" w:firstLine="0"/>
-        <w:rPr>
-          <w:rFonts w:hint="eastAsia"/>
-        </w:rPr>
       </w:pPr>
       <w:r>
         <w:rPr>
@@ -8476,9 +8398,6 @@
         <w:pStyle w:val="ListParagraph"/>
         <w:spacing w:line="276" w:lineRule="auto"/>
         <w:ind w:left="840" w:firstLineChars="0" w:firstLine="0"/>
-        <w:rPr>
-          <w:rFonts w:hint="eastAsia"/>
-        </w:rPr>
       </w:pPr>
       <w:r>
         <w:rPr>
@@ -8581,7 +8500,6 @@
           <w:p>
             <w:pPr>
               <w:rPr>
-                <w:rFonts w:hint="eastAsia"/>
                 <w:iCs/>
                 <w:color w:val="000000"/>
               </w:rPr>
@@ -8901,7 +8819,6 @@
           <w:p>
             <w:pPr>
               <w:rPr>
-                <w:rFonts w:hint="eastAsia"/>
                 <w:iCs/>
                 <w:color w:val="000000"/>
               </w:rPr>
@@ -8999,7 +8916,6 @@
           <w:p>
             <w:pPr>
               <w:rPr>
-                <w:rFonts w:hint="eastAsia"/>
                 <w:iCs/>
                 <w:color w:val="000000"/>
               </w:rPr>
@@ -9037,7 +8953,6 @@
           <w:p>
             <w:pPr>
               <w:rPr>
-                <w:rFonts w:hint="eastAsia"/>
                 <w:iCs/>
                 <w:color w:val="000000"/>
               </w:rPr>
@@ -9235,12 +9150,89 @@
         <w:pStyle w:val="ListParagraph"/>
         <w:spacing w:line="276" w:lineRule="auto"/>
         <w:ind w:left="840" w:firstLineChars="0" w:firstLine="0"/>
-      </w:pPr>
-      <w:r>
-        <w:rPr>
-          <w:rFonts w:hint="eastAsia"/>
-        </w:rPr>
-        <w:t>两种会话属性设置方式需要全覆盖上述测试点。涉及参数校验部分，覆盖测试点相同，分别如下：</w:t>
+        <w:rPr>
+          <w:rFonts w:hint="eastAsia"/>
+        </w:rPr>
+      </w:pPr>
+      <w:r>
+        <w:rPr>
+          <w:rFonts w:hint="eastAsia"/>
+        </w:rPr>
+        <w:t>两种会话属性设置方式需要全覆盖上述测试点，补充测试如下：</w:t>
+      </w:r>
+    </w:p>
+    <w:p>
+      <w:pPr>
+        <w:pStyle w:val="ListParagraph"/>
+        <w:numPr>
+          <w:ilvl w:val="3"/>
+          <w:numId w:val="10"/>
+        </w:numPr>
+        <w:spacing w:line="276" w:lineRule="auto"/>
+        <w:ind w:firstLineChars="0"/>
+        <w:rPr>
+          <w:rFonts w:hint="eastAsia"/>
+        </w:rPr>
+      </w:pPr>
+      <w:r>
+        <w:t>C</w:t>
+      </w:r>
+      <w:r>
+        <w:rPr>
+          <w:rFonts w:hint="eastAsia"/>
+        </w:rPr>
+        <w:t>oord</w:t>
+      </w:r>
+      <w:r>
+        <w:rPr>
+          <w:rFonts w:hint="eastAsia"/>
+        </w:rPr>
+        <w:t>配置已设置，再次执行</w:t>
+      </w:r>
+      <w:r>
+        <w:rPr>
+          <w:rFonts w:hint="eastAsia"/>
+        </w:rPr>
+        <w:t>setSessionAttr</w:t>
+      </w:r>
+      <w:r>
+        <w:rPr>
+          <w:rFonts w:hint="eastAsia"/>
+        </w:rPr>
+        <w:t>设置会话属性。</w:t>
+      </w:r>
+    </w:p>
+    <w:p>
+      <w:pPr>
+        <w:pStyle w:val="ListParagraph"/>
+        <w:numPr>
+          <w:ilvl w:val="3"/>
+          <w:numId w:val="10"/>
+        </w:numPr>
+        <w:spacing w:line="276" w:lineRule="auto"/>
+        <w:ind w:firstLineChars="0"/>
+        <w:rPr>
+          <w:rFonts w:hint="eastAsia"/>
+        </w:rPr>
+      </w:pPr>
+      <w:r>
+        <w:rPr>
+          <w:rFonts w:hint="eastAsia"/>
+        </w:rPr>
+        <w:t>重复设置不同的访问属性。</w:t>
+      </w:r>
+    </w:p>
+    <w:p>
+      <w:pPr>
+        <w:pStyle w:val="ListParagraph"/>
+        <w:spacing w:line="276" w:lineRule="auto"/>
+        <w:ind w:left="840" w:firstLineChars="0" w:firstLine="0"/>
+      </w:pPr>
+      <w:r>
+        <w:rPr>
+          <w:rFonts w:hint="eastAsia"/>
+        </w:rPr>
+        <w:t>涉及参数校验部分，覆盖测试点相同，分别如下：</w:t>
       </w:r>
       <w:r>
         <w:rPr>
@@ -9455,13 +9447,7 @@
               <w:rPr>
                 <w:rFonts w:hint="eastAsia"/>
               </w:rPr>
-              <w:t>范围</w:t>
-            </w:r>
-            <w:r>
-              <w:rPr>
-                <w:rFonts w:hint="eastAsia"/>
-              </w:rPr>
-              <w:t>数字为</w:t>
+              <w:t>范围数字为</w:t>
             </w:r>
             <w:r>
               <w:rPr>
@@ -9688,9 +9674,6 @@
                 <w:numId w:val="26"/>
               </w:numPr>
               <w:ind w:firstLineChars="0"/>
-              <w:rPr>
-                <w:rFonts w:hint="eastAsia"/>
-              </w:rPr>
             </w:pPr>
             <w:r>
               <w:rPr>
@@ -9760,7 +9743,7 @@
               <w:spacing w:line="276" w:lineRule="auto"/>
               <w:ind w:firstLineChars="0"/>
               <w:rPr>
-                <w:rFonts w:ascii="Arial" w:hAnsi="Arial" w:cs="Arial" w:hint="eastAsia"/>
+                <w:rFonts w:ascii="Arial" w:hAnsi="Arial" w:cs="Arial"/>
               </w:rPr>
             </w:pPr>
             <w:r>
@@ -9780,7 +9763,7 @@
               <w:spacing w:line="276" w:lineRule="auto"/>
               <w:ind w:firstLineChars="0"/>
               <w:rPr>
-                <w:rFonts w:ascii="Arial" w:hAnsi="Arial" w:cs="Arial" w:hint="eastAsia"/>
+                <w:rFonts w:ascii="Arial" w:hAnsi="Arial" w:cs="Arial"/>
               </w:rPr>
             </w:pPr>
             <w:r>
@@ -9835,7 +9818,7 @@
               <w:spacing w:line="276" w:lineRule="auto"/>
               <w:ind w:firstLineChars="0"/>
               <w:rPr>
-                <w:rFonts w:ascii="Arial" w:hAnsi="Arial" w:cs="Arial" w:hint="eastAsia"/>
+                <w:rFonts w:ascii="Arial" w:hAnsi="Arial" w:cs="Arial"/>
               </w:rPr>
             </w:pPr>
             <w:r>
@@ -9873,9 +9856,6 @@
     <w:p>
       <w:pPr>
         <w:spacing w:line="276" w:lineRule="auto"/>
-        <w:rPr>
-          <w:rFonts w:hint="eastAsia"/>
-        </w:rPr>
       </w:pPr>
       <w:r>
         <w:rPr>
@@ -9989,7 +9969,6 @@
           <w:p>
             <w:pPr>
               <w:rPr>
-                <w:rFonts w:hint="eastAsia"/>
                 <w:iCs/>
                 <w:color w:val="000000"/>
               </w:rPr>
@@ -10303,7 +10282,6 @@
           <w:p>
             <w:pPr>
               <w:rPr>
-                <w:rFonts w:hint="eastAsia"/>
                 <w:iCs/>
                 <w:color w:val="000000"/>
               </w:rPr>
@@ -10358,9 +10336,6 @@
       <w:pPr>
         <w:spacing w:line="276" w:lineRule="auto"/>
         <w:ind w:firstLine="405"/>
-        <w:rPr>
-          <w:rFonts w:hint="eastAsia"/>
-        </w:rPr>
       </w:pPr>
       <w:r>
         <w:rPr>
@@ -10440,7 +10415,6 @@
           <w:p>
             <w:pPr>
               <w:rPr>
-                <w:rFonts w:hint="eastAsia"/>
                 <w:iCs/>
                 <w:color w:val="000000"/>
               </w:rPr>
@@ -10584,7 +10558,6 @@
           <w:p>
             <w:pPr>
               <w:rPr>
-                <w:rFonts w:hint="eastAsia"/>
                 <w:iCs/>
                 <w:color w:val="000000"/>
               </w:rPr>
@@ -10742,7 +10715,6 @@
           <w:p>
             <w:pPr>
               <w:rPr>
-                <w:rFonts w:hint="eastAsia"/>
                 <w:iCs/>
                 <w:color w:val="000000"/>
               </w:rPr>
@@ -10814,7 +10786,6 @@
           <w:p>
             <w:pPr>
               <w:rPr>
-                <w:rFonts w:hint="eastAsia"/>
                 <w:iCs/>
                 <w:color w:val="000000"/>
               </w:rPr>
@@ -10926,7 +10897,6 @@
           <w:p>
             <w:pPr>
               <w:rPr>
-                <w:rFonts w:hint="eastAsia"/>
                 <w:iCs/>
                 <w:color w:val="000000"/>
               </w:rPr>
@@ -10956,7 +10926,6 @@
           <w:p>
             <w:pPr>
               <w:rPr>
-                <w:rFonts w:hint="eastAsia"/>
                 <w:iCs/>
                 <w:color w:val="000000"/>
               </w:rPr>
@@ -11014,7 +10983,6 @@
           <w:p>
             <w:pPr>
               <w:rPr>
-                <w:rFonts w:hint="eastAsia"/>
                 <w:iCs/>
                 <w:noProof/>
                 <w:color w:val="000000"/>
@@ -11041,7 +11009,6 @@
           <w:p>
             <w:pPr>
               <w:rPr>
-                <w:rFonts w:hint="eastAsia"/>
                 <w:iCs/>
                 <w:color w:val="000000"/>
               </w:rPr>
@@ -11070,7 +11037,6 @@
           <w:p>
             <w:pPr>
               <w:rPr>
-                <w:rFonts w:hint="eastAsia"/>
                 <w:iCs/>
                 <w:color w:val="000000"/>
               </w:rPr>
@@ -11099,7 +11065,6 @@
           <w:p>
             <w:pPr>
               <w:rPr>
-                <w:rFonts w:hint="eastAsia"/>
                 <w:iCs/>
                 <w:color w:val="000000"/>
               </w:rPr>
@@ -11124,9 +11089,6 @@
     <w:p>
       <w:pPr>
         <w:spacing w:line="276" w:lineRule="auto"/>
-        <w:rPr>
-          <w:rFonts w:hint="eastAsia"/>
-        </w:rPr>
       </w:pPr>
       <w:r>
         <w:rPr>
@@ -11181,9 +11143,6 @@
       <w:pPr>
         <w:spacing w:line="276" w:lineRule="auto"/>
         <w:ind w:firstLine="420"/>
-        <w:rPr>
-          <w:rFonts w:hint="eastAsia"/>
-        </w:rPr>
       </w:pPr>
       <w:r>
         <w:rPr>
@@ -11196,14 +11155,11 @@
       <w:pPr>
         <w:pStyle w:val="ListParagraph"/>
         <w:numPr>
-          <w:ilvl w:val="3"/>
-          <w:numId w:val="10"/>
+          <w:ilvl w:val="0"/>
+          <w:numId w:val="41"/>
         </w:numPr>
         <w:spacing w:line="276" w:lineRule="auto"/>
         <w:ind w:firstLineChars="0"/>
-        <w:rPr>
-          <w:rFonts w:hint="eastAsia"/>
-        </w:rPr>
       </w:pPr>
       <w:r>
         <w:rPr>
@@ -11228,14 +11184,11 @@
       <w:pPr>
         <w:pStyle w:val="ListParagraph"/>
         <w:numPr>
-          <w:ilvl w:val="3"/>
-          <w:numId w:val="10"/>
+          <w:ilvl w:val="0"/>
+          <w:numId w:val="41"/>
         </w:numPr>
         <w:spacing w:line="276" w:lineRule="auto"/>
         <w:ind w:firstLineChars="0"/>
-        <w:rPr>
-          <w:rFonts w:hint="eastAsia"/>
-        </w:rPr>
       </w:pPr>
       <w:r>
         <w:rPr>
@@ -11258,23 +11211,19 @@
     </w:p>
     <w:p>
       <w:pPr>
+        <w:pStyle w:val="ListParagraph"/>
+        <w:numPr>
+          <w:ilvl w:val="0"/>
+          <w:numId w:val="41"/>
+        </w:numPr>
         <w:spacing w:line="276" w:lineRule="auto"/>
-        <w:ind w:left="1617"/>
-        <w:rPr>
-          <w:rFonts w:hint="eastAsia"/>
-        </w:rPr>
-      </w:pPr>
-      <w:r>
-        <w:rPr>
-          <w:rFonts w:hint="eastAsia"/>
-        </w:rPr>
-        <w:t>3</w:t>
-      </w:r>
-      <w:r>
-        <w:rPr>
-          <w:rFonts w:hint="eastAsia"/>
-        </w:rPr>
-        <w:t>、设置属性值为节点下标值（未设置</w:t>
+        <w:ind w:firstLineChars="0"/>
+      </w:pPr>
+      <w:r>
+        <w:rPr>
+          <w:rFonts w:hint="eastAsia"/>
+        </w:rPr>
+        <w:t>设置属性值为节点下标值（未设置</w:t>
       </w:r>
       <w:r>
         <w:rPr>
@@ -11288,6 +11237,164 @@
         </w:rPr>
         <w:t>值）</w:t>
       </w:r>
+    </w:p>
+    <w:p>
+      <w:pPr>
+        <w:pStyle w:val="ListParagraph"/>
+        <w:numPr>
+          <w:ilvl w:val="0"/>
+          <w:numId w:val="41"/>
+        </w:numPr>
+        <w:spacing w:line="276" w:lineRule="auto"/>
+        <w:ind w:firstLineChars="0"/>
+        <w:rPr>
+          <w:rFonts w:hint="eastAsia"/>
+        </w:rPr>
+      </w:pPr>
+      <w:r>
+        <w:rPr>
+          <w:rFonts w:hint="eastAsia"/>
+        </w:rPr>
+        <w:t>设置组内节点</w:t>
+      </w:r>
+      <w:r>
+        <w:rPr>
+          <w:rFonts w:hint="eastAsia"/>
+        </w:rPr>
+        <w:t>a</w:t>
+      </w:r>
+      <w:r>
+        <w:rPr>
+          <w:rFonts w:hint="eastAsia"/>
+        </w:rPr>
+        <w:t>的</w:t>
+      </w:r>
+      <w:r>
+        <w:rPr>
+          <w:rFonts w:hint="eastAsia"/>
+        </w:rPr>
+        <w:t>instanceid</w:t>
+      </w:r>
+      <w:r>
+        <w:rPr>
+          <w:rFonts w:hint="eastAsia"/>
+        </w:rPr>
+        <w:t>小于当前下标值，节点</w:t>
+      </w:r>
+      <w:r>
+        <w:rPr>
+          <w:rFonts w:hint="eastAsia"/>
+        </w:rPr>
+        <w:t>b</w:t>
+      </w:r>
+      <w:r>
+        <w:rPr>
+          <w:rFonts w:hint="eastAsia"/>
+        </w:rPr>
+        <w:t>设置</w:t>
+      </w:r>
+      <w:r>
+        <w:rPr>
+          <w:rFonts w:hint="eastAsia"/>
+        </w:rPr>
+        <w:t>instanceid</w:t>
+      </w:r>
+      <w:r>
+        <w:rPr>
+          <w:rFonts w:hint="eastAsia"/>
+        </w:rPr>
+        <w:t>为节点</w:t>
+      </w:r>
+      <w:r>
+        <w:rPr>
+          <w:rFonts w:hint="eastAsia"/>
+        </w:rPr>
+        <w:t>a</w:t>
+      </w:r>
+      <w:r>
+        <w:rPr>
+          <w:rFonts w:hint="eastAsia"/>
+        </w:rPr>
+        <w:t>的下标值，会话属性值指定为节点</w:t>
+      </w:r>
+      <w:r>
+        <w:rPr>
+          <w:rFonts w:hint="eastAsia"/>
+        </w:rPr>
+        <w:t>a</w:t>
+      </w:r>
+      <w:r>
+        <w:rPr>
+          <w:rFonts w:hint="eastAsia"/>
+        </w:rPr>
+        <w:t>下标值。</w:t>
+      </w:r>
+    </w:p>
+    <w:p>
+      <w:pPr>
+        <w:pStyle w:val="ListParagraph"/>
+        <w:numPr>
+          <w:ilvl w:val="0"/>
+          <w:numId w:val="41"/>
+        </w:numPr>
+        <w:spacing w:line="276" w:lineRule="auto"/>
+        <w:ind w:firstLineChars="0"/>
+        <w:rPr>
+          <w:rFonts w:hint="eastAsia"/>
+        </w:rPr>
+      </w:pPr>
+      <w:r>
+        <w:rPr>
+          <w:rFonts w:hint="eastAsia"/>
+        </w:rPr>
+        <w:t>设置组内节点</w:t>
+      </w:r>
+      <w:r>
+        <w:rPr>
+          <w:rFonts w:hint="eastAsia"/>
+        </w:rPr>
+        <w:t>a</w:t>
+      </w:r>
+      <w:r>
+        <w:rPr>
+          <w:rFonts w:hint="eastAsia"/>
+        </w:rPr>
+        <w:t>的</w:t>
+      </w:r>
+      <w:r>
+        <w:rPr>
+          <w:rFonts w:hint="eastAsia"/>
+        </w:rPr>
+        <w:t>instanceid</w:t>
+      </w:r>
+      <w:r>
+        <w:rPr>
+          <w:rFonts w:hint="eastAsia"/>
+        </w:rPr>
+        <w:t>为节点</w:t>
+      </w:r>
+      <w:r>
+        <w:rPr>
+          <w:rFonts w:hint="eastAsia"/>
+        </w:rPr>
+        <w:t>b</w:t>
+      </w:r>
+      <w:r>
+        <w:rPr>
+          <w:rFonts w:hint="eastAsia"/>
+        </w:rPr>
+        <w:t>的下标</w:t>
+      </w:r>
+    </w:p>
+    <w:p>
+      <w:pPr>
+        <w:pStyle w:val="ListParagraph"/>
+        <w:spacing w:line="276" w:lineRule="auto"/>
+        <w:ind w:left="1977" w:firstLineChars="0" w:firstLine="0"/>
+        <w:rPr>
+          <w:rFonts w:hint="eastAsia"/>
+        </w:rPr>
+      </w:pPr>
     </w:p>
     <w:p>
       <w:pPr>
@@ -11298,9 +11405,6 @@
         </w:numPr>
         <w:spacing w:line="276" w:lineRule="auto"/>
         <w:ind w:firstLineChars="0"/>
-        <w:rPr>
-          <w:rFonts w:hint="eastAsia"/>
-        </w:rPr>
       </w:pPr>
       <w:r>
         <w:rPr>
@@ -11326,11 +11430,9 @@
         <w:pStyle w:val="ListParagraph"/>
         <w:spacing w:line="276" w:lineRule="auto"/>
         <w:ind w:left="840" w:firstLineChars="0" w:firstLine="0"/>
-        <w:rPr>
-          <w:rFonts w:hint="eastAsia"/>
-        </w:rPr>
-      </w:pPr>
-      <w:r>
+      </w:pPr>
+      <w:r>
+        <w:lastRenderedPageBreak/>
         <w:t>I</w:t>
       </w:r>
       <w:r>
@@ -11391,9 +11493,6 @@
         </w:numPr>
         <w:spacing w:line="276" w:lineRule="auto"/>
         <w:ind w:firstLineChars="0"/>
-        <w:rPr>
-          <w:rFonts w:hint="eastAsia"/>
-        </w:rPr>
       </w:pPr>
       <w:r>
         <w:rPr>
@@ -11447,15 +11546,11 @@
         </w:numPr>
         <w:spacing w:line="276" w:lineRule="auto"/>
         <w:ind w:firstLineChars="0"/>
-        <w:rPr>
-          <w:rFonts w:hint="eastAsia"/>
-        </w:rPr>
-      </w:pPr>
-      <w:r>
-        <w:rPr>
-          <w:rFonts w:hint="eastAsia"/>
-        </w:rPr>
-        <w:lastRenderedPageBreak/>
+      </w:pPr>
+      <w:r>
+        <w:rPr>
+          <w:rFonts w:hint="eastAsia"/>
+        </w:rPr>
         <w:t>修改</w:t>
       </w:r>
       <w:r>
@@ -11480,9 +11575,6 @@
         </w:numPr>
         <w:spacing w:line="276" w:lineRule="auto"/>
         <w:ind w:firstLineChars="0"/>
-        <w:rPr>
-          <w:rFonts w:hint="eastAsia"/>
-        </w:rPr>
       </w:pPr>
       <w:r>
         <w:rPr>
@@ -11552,6 +11644,45 @@
         <w:pStyle w:val="ListParagraph"/>
         <w:numPr>
           <w:ilvl w:val="0"/>
+          <w:numId w:val="29"/>
+        </w:numPr>
+        <w:spacing w:line="276" w:lineRule="auto"/>
+        <w:ind w:firstLineChars="0"/>
+        <w:rPr>
+          <w:rFonts w:hint="eastAsia"/>
+        </w:rPr>
+      </w:pPr>
+      <w:r>
+        <w:rPr>
+          <w:rFonts w:hint="eastAsia"/>
+        </w:rPr>
+        <w:t>修改后未清除</w:t>
+      </w:r>
+      <w:r>
+        <w:rPr>
+          <w:rFonts w:hint="eastAsia"/>
+        </w:rPr>
+        <w:t>coord</w:t>
+      </w:r>
+      <w:r>
+        <w:rPr>
+          <w:rFonts w:hint="eastAsia"/>
+        </w:rPr>
+        <w:t>缓存，设置会话属性查询。</w:t>
+      </w:r>
+    </w:p>
+    <w:p>
+      <w:pPr>
+        <w:pStyle w:val="ListParagraph"/>
+        <w:spacing w:line="276" w:lineRule="auto"/>
+        <w:ind w:left="1200" w:firstLineChars="0" w:firstLine="0"/>
+      </w:pPr>
+    </w:p>
+    <w:p>
+      <w:pPr>
+        <w:pStyle w:val="ListParagraph"/>
+        <w:numPr>
+          <w:ilvl w:val="0"/>
           <w:numId w:val="19"/>
         </w:numPr>
         <w:spacing w:line="276" w:lineRule="auto"/>
@@ -11565,11 +11696,6 @@
       </w:r>
     </w:p>
     <w:p>
-      <w:pPr>
-        <w:rPr>
-          <w:rFonts w:hint="eastAsia"/>
-        </w:rPr>
-      </w:pPr>
       <w:r>
         <w:rPr>
           <w:rFonts w:hint="eastAsia"/>
@@ -11648,9 +11774,6 @@
           <w:numId w:val="30"/>
         </w:numPr>
         <w:ind w:firstLineChars="0"/>
-        <w:rPr>
-          <w:rFonts w:hint="eastAsia"/>
-        </w:rPr>
       </w:pPr>
       <w:r>
         <w:rPr>
@@ -11716,9 +11839,6 @@
         <w:pStyle w:val="ListParagraph"/>
         <w:spacing w:line="276" w:lineRule="auto"/>
         <w:ind w:left="840" w:firstLineChars="0" w:firstLine="0"/>
-        <w:rPr>
-          <w:rFonts w:hint="eastAsia"/>
-        </w:rPr>
       </w:pPr>
       <w:r>
         <w:rPr>
@@ -11903,13 +12023,7 @@
               <w:rPr>
                 <w:rFonts w:hint="eastAsia"/>
               </w:rPr>
-              <w:t>nt</w:t>
-            </w:r>
-            <w:r>
-              <w:rPr>
-                <w:rFonts w:hint="eastAsia"/>
-              </w:rPr>
-              <w:t>32</w:t>
+              <w:t>nt32</w:t>
             </w:r>
           </w:p>
           <w:p>
@@ -11925,13 +12039,7 @@
               <w:rPr>
                 <w:rFonts w:hint="eastAsia"/>
               </w:rPr>
-              <w:t>范围</w:t>
-            </w:r>
-            <w:r>
-              <w:rPr>
-                <w:rFonts w:hint="eastAsia"/>
-              </w:rPr>
-              <w:t>》</w:t>
+              <w:t>范围》</w:t>
             </w:r>
             <w:r>
               <w:rPr>
@@ -12082,9 +12190,6 @@
       <w:pPr>
         <w:spacing w:line="276" w:lineRule="auto"/>
         <w:ind w:firstLine="420"/>
-        <w:rPr>
-          <w:rFonts w:hint="eastAsia"/>
-        </w:rPr>
       </w:pPr>
       <w:r>
         <w:rPr>
@@ -12111,16 +12216,457 @@
         <w:rPr>
           <w:rFonts w:hint="eastAsia"/>
         </w:rPr>
-        <w:t>会话访问节点可覆盖单组、多个数据组场景，该部分在上述基本功能中组合覆盖验证。</w:t>
-      </w:r>
+        <w:t>会话访问节点可覆盖</w:t>
+      </w:r>
+      <w:commentRangeStart w:id="14"/>
+      <w:r>
+        <w:rPr>
+          <w:rFonts w:hint="eastAsia"/>
+        </w:rPr>
+        <w:t>单组、多个数据组</w:t>
+      </w:r>
+      <w:commentRangeEnd w:id="14"/>
+      <w:r>
+        <w:rPr>
+          <w:rStyle w:val="CommentReference"/>
+        </w:rPr>
+        <w:commentReference w:id="14"/>
+      </w:r>
+      <w:r>
+        <w:rPr>
+          <w:rFonts w:hint="eastAsia"/>
+        </w:rPr>
+        <w:t>场景，该部分在上述基本功能中组合覆盖验证。</w:t>
+      </w:r>
+      <w:r>
+        <w:rPr>
+          <w:rFonts w:hint="eastAsia"/>
+        </w:rPr>
+        <w:t>其中单组全覆盖测试，多个数据组验证如下场景：</w:t>
+      </w:r>
+    </w:p>
+    <w:tbl>
+      <w:tblPr>
+        <w:tblStyle w:val="TableGrid"/>
+        <w:tblW w:w="0" w:type="auto"/>
+        <w:tblInd w:w="780" w:type="dxa"/>
+        <w:tblLook w:val="04A0"/>
+      </w:tblPr>
+      <w:tblGrid>
+        <w:gridCol w:w="1313"/>
+        <w:gridCol w:w="3855"/>
+        <w:gridCol w:w="2574"/>
+      </w:tblGrid>
+      <w:tr>
+        <w:tc>
+          <w:tcPr>
+            <w:tcW w:w="1313" w:type="dxa"/>
+          </w:tcPr>
+          <w:p>
+            <w:pPr>
+              <w:pStyle w:val="ListParagraph"/>
+              <w:spacing w:line="276" w:lineRule="auto"/>
+              <w:ind w:firstLineChars="0" w:firstLine="0"/>
+            </w:pPr>
+            <w:r>
+              <w:rPr>
+                <w:rFonts w:hint="eastAsia"/>
+              </w:rPr>
+              <w:t>测试项</w:t>
+            </w:r>
+          </w:p>
+        </w:tc>
+        <w:tc>
+          <w:tcPr>
+            <w:tcW w:w="3855" w:type="dxa"/>
+          </w:tcPr>
+          <w:p>
+            <w:pPr>
+              <w:pStyle w:val="ListParagraph"/>
+              <w:spacing w:line="276" w:lineRule="auto"/>
+              <w:ind w:firstLineChars="0" w:firstLine="0"/>
+            </w:pPr>
+            <w:r>
+              <w:rPr>
+                <w:rFonts w:hint="eastAsia"/>
+              </w:rPr>
+              <w:t>测试点</w:t>
+            </w:r>
+          </w:p>
+        </w:tc>
+        <w:tc>
+          <w:tcPr>
+            <w:tcW w:w="2574" w:type="dxa"/>
+          </w:tcPr>
+          <w:p>
+            <w:pPr>
+              <w:pStyle w:val="ListParagraph"/>
+              <w:spacing w:line="276" w:lineRule="auto"/>
+              <w:ind w:firstLineChars="0" w:firstLine="0"/>
+            </w:pPr>
+            <w:r>
+              <w:rPr>
+                <w:rFonts w:hint="eastAsia"/>
+              </w:rPr>
+              <w:t>备注</w:t>
+            </w:r>
+          </w:p>
+        </w:tc>
+      </w:tr>
+      <w:tr>
+        <w:tc>
+          <w:tcPr>
+            <w:tcW w:w="1313" w:type="dxa"/>
+          </w:tcPr>
+          <w:p>
+            <w:pPr>
+              <w:pStyle w:val="ListParagraph"/>
+              <w:spacing w:line="276" w:lineRule="auto"/>
+              <w:ind w:firstLineChars="0" w:firstLine="0"/>
+            </w:pPr>
+            <w:r>
+              <w:rPr>
+                <w:rFonts w:hint="eastAsia"/>
+              </w:rPr>
+              <w:t>多个数据组会话访问</w:t>
+            </w:r>
+          </w:p>
+        </w:tc>
+        <w:tc>
+          <w:tcPr>
+            <w:tcW w:w="3855" w:type="dxa"/>
+          </w:tcPr>
+          <w:p>
+            <w:pPr>
+              <w:pStyle w:val="ListParagraph"/>
+              <w:numPr>
+                <w:ilvl w:val="0"/>
+                <w:numId w:val="45"/>
+              </w:numPr>
+              <w:spacing w:line="276" w:lineRule="auto"/>
+              <w:ind w:firstLineChars="0"/>
+              <w:rPr>
+                <w:rFonts w:hint="eastAsia"/>
+              </w:rPr>
+            </w:pPr>
+            <w:r>
+              <w:rPr>
+                <w:rFonts w:hint="eastAsia"/>
+              </w:rPr>
+              <w:t>多个组都设置</w:t>
+            </w:r>
+            <w:r>
+              <w:rPr>
+                <w:rFonts w:hint="eastAsia"/>
+              </w:rPr>
+              <w:t>instanceid</w:t>
+            </w:r>
+            <w:r>
+              <w:rPr>
+                <w:rFonts w:hint="eastAsia"/>
+              </w:rPr>
+              <w:t>，设置会话属性包含</w:t>
+            </w:r>
+            <w:r>
+              <w:rPr>
+                <w:rFonts w:hint="eastAsia"/>
+              </w:rPr>
+              <w:t>instanceid</w:t>
+            </w:r>
+          </w:p>
+          <w:p>
+            <w:pPr>
+              <w:pStyle w:val="ListParagraph"/>
+              <w:numPr>
+                <w:ilvl w:val="0"/>
+                <w:numId w:val="45"/>
+              </w:numPr>
+              <w:spacing w:line="276" w:lineRule="auto"/>
+              <w:ind w:firstLineChars="0"/>
+              <w:rPr>
+                <w:rFonts w:hint="eastAsia"/>
+              </w:rPr>
+            </w:pPr>
+            <w:r>
+              <w:rPr>
+                <w:rFonts w:hint="eastAsia"/>
+              </w:rPr>
+              <w:t>多个组都设置</w:t>
+            </w:r>
+            <w:r>
+              <w:rPr>
+                <w:rFonts w:hint="eastAsia"/>
+              </w:rPr>
+              <w:t>instanceid</w:t>
+            </w:r>
+            <w:r>
+              <w:rPr>
+                <w:rFonts w:hint="eastAsia"/>
+              </w:rPr>
+              <w:t>，设置会话属性</w:t>
+            </w:r>
+            <w:r>
+              <w:rPr>
+                <w:rFonts w:hint="eastAsia"/>
+              </w:rPr>
+              <w:t>只</w:t>
+            </w:r>
+            <w:r>
+              <w:rPr>
+                <w:rFonts w:hint="eastAsia"/>
+              </w:rPr>
+              <w:t>包含其中一个组的</w:t>
+            </w:r>
+            <w:r>
+              <w:rPr>
+                <w:rFonts w:hint="eastAsia"/>
+              </w:rPr>
+              <w:t>instanceid</w:t>
+            </w:r>
+          </w:p>
+          <w:p>
+            <w:pPr>
+              <w:pStyle w:val="ListParagraph"/>
+              <w:numPr>
+                <w:ilvl w:val="0"/>
+                <w:numId w:val="45"/>
+              </w:numPr>
+              <w:spacing w:line="276" w:lineRule="auto"/>
+              <w:ind w:firstLineChars="0"/>
+              <w:rPr>
+                <w:rFonts w:hint="eastAsia"/>
+              </w:rPr>
+            </w:pPr>
+            <w:r>
+              <w:rPr>
+                <w:rFonts w:hint="eastAsia"/>
+              </w:rPr>
+              <w:t>多个组都设置</w:t>
+            </w:r>
+            <w:r>
+              <w:rPr>
+                <w:rFonts w:hint="eastAsia"/>
+              </w:rPr>
+              <w:t>instanceid</w:t>
+            </w:r>
+            <w:r>
+              <w:rPr>
+                <w:rFonts w:hint="eastAsia"/>
+              </w:rPr>
+              <w:t>，设置会话属性不包含</w:t>
+            </w:r>
+            <w:r>
+              <w:rPr>
+                <w:rFonts w:hint="eastAsia"/>
+              </w:rPr>
+              <w:t>instanceid</w:t>
+            </w:r>
+          </w:p>
+          <w:p>
+            <w:pPr>
+              <w:pStyle w:val="ListParagraph"/>
+              <w:numPr>
+                <w:ilvl w:val="0"/>
+                <w:numId w:val="45"/>
+              </w:numPr>
+              <w:spacing w:line="276" w:lineRule="auto"/>
+              <w:ind w:firstLineChars="0"/>
+              <w:rPr>
+                <w:rFonts w:hint="eastAsia"/>
+              </w:rPr>
+            </w:pPr>
+            <w:r>
+              <w:rPr>
+                <w:rFonts w:hint="eastAsia"/>
+              </w:rPr>
+              <w:t>多个组都设置</w:t>
+            </w:r>
+            <w:r>
+              <w:rPr>
+                <w:rFonts w:hint="eastAsia"/>
+              </w:rPr>
+              <w:t>instanceid</w:t>
+            </w:r>
+            <w:r>
+              <w:rPr>
+                <w:rFonts w:hint="eastAsia"/>
+              </w:rPr>
+              <w:t>，设置会话属性为</w:t>
+            </w:r>
+            <w:r>
+              <w:rPr>
+                <w:rFonts w:hint="eastAsia"/>
+              </w:rPr>
+              <w:t>M/S/A,</w:t>
+            </w:r>
+            <w:r>
+              <w:rPr>
+                <w:rFonts w:hint="eastAsia"/>
+              </w:rPr>
+              <w:t>如设置为</w:t>
+            </w:r>
+            <w:r>
+              <w:rPr>
+                <w:rFonts w:hint="eastAsia"/>
+              </w:rPr>
+              <w:t>M</w:t>
+            </w:r>
+          </w:p>
+          <w:p>
+            <w:pPr>
+              <w:pStyle w:val="ListParagraph"/>
+              <w:numPr>
+                <w:ilvl w:val="0"/>
+                <w:numId w:val="45"/>
+              </w:numPr>
+              <w:spacing w:line="276" w:lineRule="auto"/>
+              <w:ind w:firstLineChars="0"/>
+              <w:rPr>
+                <w:rFonts w:hint="eastAsia"/>
+              </w:rPr>
+            </w:pPr>
+            <w:r>
+              <w:rPr>
+                <w:rFonts w:hint="eastAsia"/>
+              </w:rPr>
+              <w:t>只有部分组设置</w:t>
+            </w:r>
+            <w:r>
+              <w:rPr>
+                <w:rFonts w:hint="eastAsia"/>
+              </w:rPr>
+              <w:t>instanceid</w:t>
+            </w:r>
+            <w:r>
+              <w:rPr>
+                <w:rFonts w:hint="eastAsia"/>
+              </w:rPr>
+              <w:t>，设置会话属性包含</w:t>
+            </w:r>
+            <w:r>
+              <w:rPr>
+                <w:rFonts w:hint="eastAsia"/>
+              </w:rPr>
+              <w:t>instanceid</w:t>
+            </w:r>
+          </w:p>
+          <w:p>
+            <w:pPr>
+              <w:pStyle w:val="ListParagraph"/>
+              <w:numPr>
+                <w:ilvl w:val="0"/>
+                <w:numId w:val="45"/>
+              </w:numPr>
+              <w:spacing w:line="276" w:lineRule="auto"/>
+              <w:ind w:firstLineChars="0"/>
+              <w:rPr>
+                <w:rFonts w:hint="eastAsia"/>
+              </w:rPr>
+            </w:pPr>
+            <w:r>
+              <w:rPr>
+                <w:rFonts w:hint="eastAsia"/>
+              </w:rPr>
+              <w:t>只有部分组设置</w:t>
+            </w:r>
+            <w:r>
+              <w:rPr>
+                <w:rFonts w:hint="eastAsia"/>
+              </w:rPr>
+              <w:t>instanceid</w:t>
+            </w:r>
+            <w:r>
+              <w:rPr>
+                <w:rFonts w:hint="eastAsia"/>
+              </w:rPr>
+              <w:t>，设置会话属性值为节点下标值，且设置</w:t>
+            </w:r>
+            <w:r>
+              <w:rPr>
+                <w:rFonts w:hint="eastAsia"/>
+              </w:rPr>
+              <w:lastRenderedPageBreak/>
+              <w:t>instanceid</w:t>
+            </w:r>
+            <w:r>
+              <w:rPr>
+                <w:rFonts w:hint="eastAsia"/>
+              </w:rPr>
+              <w:t>和该组节点下标值相同</w:t>
+            </w:r>
+          </w:p>
+          <w:p>
+            <w:pPr>
+              <w:pStyle w:val="ListParagraph"/>
+              <w:numPr>
+                <w:ilvl w:val="0"/>
+                <w:numId w:val="45"/>
+              </w:numPr>
+              <w:spacing w:line="276" w:lineRule="auto"/>
+              <w:ind w:firstLineChars="0"/>
+            </w:pPr>
+            <w:r>
+              <w:rPr>
+                <w:rFonts w:hint="eastAsia"/>
+              </w:rPr>
+              <w:t>部分组设置</w:t>
+            </w:r>
+            <w:r>
+              <w:rPr>
+                <w:rFonts w:hint="eastAsia"/>
+              </w:rPr>
+              <w:t>instanceid</w:t>
+            </w:r>
+            <w:r>
+              <w:rPr>
+                <w:rFonts w:hint="eastAsia"/>
+              </w:rPr>
+              <w:t>，设置会话属性值包含已存在</w:t>
+            </w:r>
+            <w:r>
+              <w:rPr>
+                <w:rFonts w:hint="eastAsia"/>
+              </w:rPr>
+              <w:t>instanceid</w:t>
+            </w:r>
+            <w:r>
+              <w:rPr>
+                <w:rFonts w:hint="eastAsia"/>
+              </w:rPr>
+              <w:t>和</w:t>
+            </w:r>
+            <w:r>
+              <w:rPr>
+                <w:rFonts w:hint="eastAsia"/>
+              </w:rPr>
+              <w:t>M/S/A</w:t>
+            </w:r>
+          </w:p>
+        </w:tc>
+        <w:tc>
+          <w:tcPr>
+            <w:tcW w:w="2574" w:type="dxa"/>
+          </w:tcPr>
+          <w:p>
+            <w:pPr>
+              <w:pStyle w:val="ListParagraph"/>
+              <w:spacing w:line="276" w:lineRule="auto"/>
+              <w:ind w:firstLineChars="0" w:firstLine="0"/>
+            </w:pPr>
+          </w:p>
+        </w:tc>
+      </w:tr>
+    </w:tbl>
+    <w:p>
+      <w:pPr>
+        <w:spacing w:line="276" w:lineRule="auto"/>
+        <w:ind w:left="420"/>
+      </w:pPr>
     </w:p>
     <w:p>
       <w:pPr>
         <w:spacing w:line="276" w:lineRule="auto"/>
         <w:ind w:left="420"/>
-        <w:rPr>
-          <w:rFonts w:hint="eastAsia"/>
-        </w:rPr>
       </w:pPr>
       <w:r>
         <w:rPr>
@@ -12223,9 +12769,6 @@
       <w:pPr>
         <w:spacing w:line="276" w:lineRule="auto"/>
         <w:ind w:firstLine="405"/>
-        <w:rPr>
-          <w:rFonts w:hint="eastAsia"/>
-        </w:rPr>
       </w:pPr>
       <w:r>
         <w:rPr>
@@ -12262,9 +12805,6 @@
       <w:pPr>
         <w:spacing w:line="276" w:lineRule="auto"/>
         <w:ind w:firstLine="405"/>
-        <w:rPr>
-          <w:rFonts w:hint="eastAsia"/>
-        </w:rPr>
       </w:pPr>
       <w:r>
         <w:t>C</w:t>
@@ -12310,9 +12850,6 @@
       <w:pPr>
         <w:spacing w:line="276" w:lineRule="auto"/>
         <w:ind w:left="420"/>
-        <w:rPr>
-          <w:rFonts w:hint="eastAsia"/>
-        </w:rPr>
       </w:pPr>
       <w:r>
         <w:t>D</w:t>
@@ -12364,9 +12901,6 @@
       <w:pPr>
         <w:spacing w:line="276" w:lineRule="auto"/>
         <w:ind w:firstLine="405"/>
-        <w:rPr>
-          <w:rFonts w:hint="eastAsia"/>
-        </w:rPr>
       </w:pPr>
       <w:r>
         <w:rPr>
@@ -12415,9 +12949,6 @@
       <w:pPr>
         <w:spacing w:line="276" w:lineRule="auto"/>
         <w:ind w:firstLineChars="340" w:firstLine="714"/>
-        <w:rPr>
-          <w:rFonts w:hint="eastAsia"/>
-        </w:rPr>
       </w:pPr>
       <w:r>
         <w:rPr>
@@ -12448,9 +12979,6 @@
       <w:pPr>
         <w:spacing w:line="276" w:lineRule="auto"/>
         <w:ind w:firstLineChars="350" w:firstLine="735"/>
-        <w:rPr>
-          <w:rFonts w:hint="eastAsia"/>
-        </w:rPr>
       </w:pPr>
       <w:r>
         <w:rPr>
@@ -12480,58 +13008,55 @@
     <w:p>
       <w:pPr>
         <w:spacing w:line="276" w:lineRule="auto"/>
-        <w:ind w:firstLine="405"/>
-      </w:pPr>
+        <w:ind w:firstLineChars="350" w:firstLine="735"/>
+      </w:pPr>
+      <w:r>
+        <w:rPr>
+          <w:rFonts w:hint="eastAsia"/>
+        </w:rPr>
+        <w:t>4</w:t>
+      </w:r>
+      <w:r>
+        <w:rPr>
+          <w:rFonts w:hint="eastAsia"/>
+        </w:rPr>
+        <w:t>、多个</w:t>
+      </w:r>
+      <w:r>
+        <w:rPr>
+          <w:rFonts w:hint="eastAsia"/>
+        </w:rPr>
+        <w:t>coord</w:t>
+      </w:r>
+      <w:r>
+        <w:rPr>
+          <w:rFonts w:hint="eastAsia"/>
+        </w:rPr>
+        <w:t>设置不同的会话属性</w:t>
+      </w:r>
     </w:p>
     <w:p>
       <w:pPr>
         <w:spacing w:line="276" w:lineRule="auto"/>
         <w:ind w:firstLine="405"/>
       </w:pPr>
-      <w:r>
-        <w:rPr>
-          <w:rFonts w:hint="eastAsia"/>
-        </w:rPr>
-        <w:t>六</w:t>
-      </w:r>
-      <w:r>
-        <w:rPr>
-          <w:rFonts w:hint="eastAsia"/>
-        </w:rPr>
-        <w:t>、异常场景</w:t>
-      </w:r>
     </w:p>
     <w:p>
       <w:pPr>
         <w:spacing w:line="276" w:lineRule="auto"/>
         <w:ind w:firstLine="405"/>
-        <w:rPr>
-          <w:rFonts w:hint="eastAsia"/>
-        </w:rPr>
-      </w:pPr>
-      <w:r>
-        <w:rPr>
-          <w:rFonts w:hint="eastAsia"/>
-        </w:rPr>
-        <w:t>异常场景</w:t>
-      </w:r>
-      <w:r>
-        <w:rPr>
-          <w:rFonts w:hint="eastAsia"/>
-        </w:rPr>
-        <w:t>主要考虑</w:t>
-      </w:r>
-      <w:r>
-        <w:rPr>
-          <w:rFonts w:hint="eastAsia"/>
-        </w:rPr>
-        <w:t>coord</w:t>
-      </w:r>
-      <w:r>
-        <w:rPr>
-          <w:rFonts w:hint="eastAsia"/>
-        </w:rPr>
-        <w:t>节点和数据节点异常，关注节点故障恢复后再次访问是否正确。</w:t>
+      </w:pPr>
+      <w:r>
+        <w:rPr>
+          <w:rFonts w:hint="eastAsia"/>
+        </w:rPr>
+        <w:t>六</w:t>
+      </w:r>
+      <w:r>
+        <w:rPr>
+          <w:rFonts w:hint="eastAsia"/>
+        </w:rPr>
+        <w:t>、异常场景</w:t>
       </w:r>
     </w:p>
     <w:p>
@@ -12539,27 +13064,57 @@
         <w:spacing w:line="276" w:lineRule="auto"/>
         <w:ind w:firstLine="405"/>
       </w:pPr>
+      <w:r>
+        <w:rPr>
+          <w:rFonts w:hint="eastAsia"/>
+        </w:rPr>
+        <w:t>异常场景</w:t>
+      </w:r>
+      <w:r>
+        <w:rPr>
+          <w:rFonts w:hint="eastAsia"/>
+        </w:rPr>
+        <w:t>主要考虑</w:t>
+      </w:r>
+      <w:r>
+        <w:rPr>
+          <w:rFonts w:hint="eastAsia"/>
+        </w:rPr>
+        <w:t>coord</w:t>
+      </w:r>
+      <w:r>
+        <w:rPr>
+          <w:rFonts w:hint="eastAsia"/>
+        </w:rPr>
+        <w:t>节点和数据节点异常，关注节点故障恢复后再次访问是否正确。</w:t>
+      </w:r>
     </w:p>
     <w:p>
       <w:pPr>
         <w:spacing w:line="276" w:lineRule="auto"/>
         <w:ind w:firstLine="405"/>
       </w:pPr>
-      <w:r>
-        <w:rPr>
-          <w:rFonts w:hint="eastAsia"/>
-        </w:rPr>
-        <w:t>七</w:t>
-      </w:r>
-      <w:r>
-        <w:rPr>
-          <w:rFonts w:hint="eastAsia"/>
-        </w:rPr>
-        <w:t>、驱动接口</w:t>
-      </w:r>
     </w:p>
     <w:p>
       <w:pPr>
+        <w:spacing w:line="276" w:lineRule="auto"/>
+        <w:ind w:firstLine="405"/>
+      </w:pPr>
+      <w:r>
+        <w:rPr>
+          <w:rFonts w:hint="eastAsia"/>
+        </w:rPr>
+        <w:t>七</w:t>
+      </w:r>
+      <w:r>
+        <w:rPr>
+          <w:rFonts w:hint="eastAsia"/>
+        </w:rPr>
+        <w:t>、驱动接口</w:t>
+      </w:r>
+    </w:p>
+    <w:p>
+      <w:pPr>
         <w:pStyle w:val="ListParagraph"/>
         <w:ind w:left="360" w:firstLineChars="0" w:firstLine="0"/>
       </w:pPr>
@@ -12650,12 +13205,11 @@
           <w:rFonts w:ascii="Arial" w:hAnsi="Arial" w:cs="Arial"/>
         </w:rPr>
       </w:pPr>
-      <w:bookmarkStart w:id="14" w:name="_Toc502217315"/>
+      <w:bookmarkStart w:id="15" w:name="_Toc502217315"/>
       <w:r>
         <w:rPr>
           <w:rFonts w:ascii="Arial" w:hAnsi="Arial" w:cs="Arial"/>
         </w:rPr>
-        <w:lastRenderedPageBreak/>
         <w:t>性能</w:t>
       </w:r>
       <w:r>
@@ -12663,31 +13217,6 @@
           <w:rFonts w:ascii="Arial" w:hAnsi="Arial" w:cs="Arial"/>
         </w:rPr>
         <w:t>分析和设计</w:t>
-      </w:r>
-      <w:bookmarkEnd w:id="14"/>
-    </w:p>
-    <w:p>
-      <w:r>
-        <w:rPr>
-          <w:rFonts w:hint="eastAsia"/>
-        </w:rPr>
-        <w:t>无</w:t>
-      </w:r>
-    </w:p>
-    <w:p>
-      <w:pPr>
-        <w:pStyle w:val="Heading3"/>
-        <w:spacing w:line="276" w:lineRule="auto"/>
-        <w:rPr>
-          <w:rFonts w:ascii="Arial" w:hAnsi="Arial" w:cs="Arial"/>
-        </w:rPr>
-      </w:pPr>
-      <w:bookmarkStart w:id="15" w:name="_Toc502217316"/>
-      <w:r>
-        <w:rPr>
-          <w:rFonts w:ascii="Arial" w:hAnsi="Arial" w:cs="Arial"/>
-        </w:rPr>
-        <w:t>兼容性分析和设计</w:t>
       </w:r>
       <w:bookmarkEnd w:id="15"/>
     </w:p>
@@ -12696,19 +13225,7 @@
         <w:rPr>
           <w:rFonts w:hint="eastAsia"/>
         </w:rPr>
-        <w:t>版本兼容性测试：版本升级验证，版本升级后</w:t>
-      </w:r>
-      <w:r>
-        <w:rPr>
-          <w:rFonts w:hint="eastAsia"/>
-        </w:rPr>
-        <w:t>原有配置和</w:t>
-      </w:r>
-      <w:r>
-        <w:rPr>
-          <w:rFonts w:hint="eastAsia"/>
-        </w:rPr>
-        <w:t>新增接口基本功能正常。</w:t>
+        <w:t>无</w:t>
       </w:r>
     </w:p>
     <w:p>
@@ -12719,24 +13236,12 @@
           <w:rFonts w:ascii="Arial" w:hAnsi="Arial" w:cs="Arial"/>
         </w:rPr>
       </w:pPr>
-      <w:bookmarkStart w:id="16" w:name="_Toc502217317"/>
+      <w:bookmarkStart w:id="16" w:name="_Toc502217316"/>
       <w:r>
         <w:rPr>
           <w:rFonts w:ascii="Arial" w:hAnsi="Arial" w:cs="Arial"/>
         </w:rPr>
-        <w:t>与其它</w:t>
-      </w:r>
-      <w:r>
-        <w:rPr>
-          <w:rFonts w:ascii="Arial" w:hAnsi="Arial" w:cs="Arial"/>
-        </w:rPr>
-        <w:t>story</w:t>
-      </w:r>
-      <w:r>
-        <w:rPr>
-          <w:rFonts w:ascii="Arial" w:hAnsi="Arial" w:cs="Arial"/>
-        </w:rPr>
-        <w:t>和特性交互分析和设计</w:t>
+        <w:t>兼容性分析和设计</w:t>
       </w:r>
       <w:bookmarkEnd w:id="16"/>
     </w:p>
@@ -12745,27 +13250,59 @@
         <w:rPr>
           <w:rFonts w:hint="eastAsia"/>
         </w:rPr>
-        <w:t>“和其它业务交互场景”部分已分析。</w:t>
+        <w:t>版本兼容性测试：版本升级验证，版本升级后</w:t>
+      </w:r>
+      <w:r>
+        <w:rPr>
+          <w:rFonts w:hint="eastAsia"/>
+        </w:rPr>
+        <w:t>原有配置和</w:t>
+      </w:r>
+      <w:r>
+        <w:rPr>
+          <w:rFonts w:hint="eastAsia"/>
+        </w:rPr>
+        <w:t>新增接口基本功能正常。</w:t>
       </w:r>
     </w:p>
     <w:p>
       <w:pPr>
-        <w:pStyle w:val="Heading2"/>
+        <w:pStyle w:val="Heading3"/>
         <w:spacing w:line="276" w:lineRule="auto"/>
         <w:rPr>
-          <w:rFonts w:cs="Arial"/>
-        </w:rPr>
-      </w:pPr>
-      <w:bookmarkStart w:id="17" w:name="_Toc502217318"/>
-      <w:r>
-        <w:rPr>
-          <w:rFonts w:cs="Arial"/>
-        </w:rPr>
-        <w:t>可测试性分析</w:t>
+          <w:rFonts w:ascii="Arial" w:hAnsi="Arial" w:cs="Arial"/>
+        </w:rPr>
+      </w:pPr>
+      <w:bookmarkStart w:id="17" w:name="_Toc502217317"/>
+      <w:r>
+        <w:rPr>
+          <w:rFonts w:ascii="Arial" w:hAnsi="Arial" w:cs="Arial"/>
+        </w:rPr>
+        <w:t>与其它</w:t>
+      </w:r>
+      <w:r>
+        <w:rPr>
+          <w:rFonts w:ascii="Arial" w:hAnsi="Arial" w:cs="Arial"/>
+        </w:rPr>
+        <w:t>story</w:t>
+      </w:r>
+      <w:r>
+        <w:rPr>
+          <w:rFonts w:ascii="Arial" w:hAnsi="Arial" w:cs="Arial"/>
+        </w:rPr>
+        <w:t>和特性交互分析和设计</w:t>
       </w:r>
       <w:bookmarkEnd w:id="17"/>
     </w:p>
     <w:p>
+      <w:r>
+        <w:rPr>
+          <w:rFonts w:hint="eastAsia"/>
+        </w:rPr>
+        <w:t>“和其它业务交互场景”部分已分析。</w:t>
+      </w:r>
+    </w:p>
+    <w:p>
       <w:pPr>
         <w:pStyle w:val="Heading2"/>
         <w:spacing w:line="276" w:lineRule="auto"/>
@@ -12773,17 +13310,35 @@
           <w:rFonts w:cs="Arial"/>
         </w:rPr>
       </w:pPr>
-      <w:bookmarkStart w:id="18" w:name="_Toc502217319"/>
+      <w:bookmarkStart w:id="18" w:name="_Toc502217318"/>
       <w:r>
         <w:rPr>
           <w:rFonts w:cs="Arial"/>
         </w:rPr>
-        <w:t>自动化分析和设计</w:t>
+        <w:lastRenderedPageBreak/>
+        <w:t>可测试性分析</w:t>
       </w:r>
       <w:bookmarkEnd w:id="18"/>
     </w:p>
     <w:p>
       <w:pPr>
+        <w:pStyle w:val="Heading2"/>
+        <w:spacing w:line="276" w:lineRule="auto"/>
+        <w:rPr>
+          <w:rFonts w:cs="Arial"/>
+        </w:rPr>
+      </w:pPr>
+      <w:bookmarkStart w:id="19" w:name="_Toc502217319"/>
+      <w:r>
+        <w:rPr>
+          <w:rFonts w:cs="Arial"/>
+        </w:rPr>
+        <w:t>自动化分析和设计</w:t>
+      </w:r>
+      <w:bookmarkEnd w:id="19"/>
+    </w:p>
+    <w:p>
+      <w:pPr>
         <w:spacing w:line="276" w:lineRule="auto"/>
         <w:ind w:firstLineChars="200" w:firstLine="420"/>
       </w:pPr>
@@ -12827,14 +13382,14 @@
           <w:rFonts w:cs="Arial"/>
         </w:rPr>
       </w:pPr>
-      <w:bookmarkStart w:id="19" w:name="_Toc502217320"/>
+      <w:bookmarkStart w:id="20" w:name="_Toc502217320"/>
       <w:r>
         <w:rPr>
           <w:rFonts w:cs="Arial"/>
         </w:rPr>
         <w:t>详细测试方法</w:t>
       </w:r>
-      <w:bookmarkEnd w:id="19"/>
+      <w:bookmarkEnd w:id="20"/>
     </w:p>
     <w:p>
       <w:pPr>
@@ -12844,17 +13399,29 @@
           <w:rFonts w:ascii="Arial" w:hAnsi="Arial" w:cs="Arial"/>
         </w:rPr>
       </w:pPr>
-      <w:bookmarkStart w:id="20" w:name="_Toc502217321"/>
+      <w:bookmarkStart w:id="21" w:name="_Toc502217321"/>
       <w:r>
         <w:rPr>
           <w:rFonts w:ascii="Arial" w:hAnsi="Arial" w:cs="Arial"/>
         </w:rPr>
         <w:t>详细设计</w:t>
       </w:r>
-      <w:bookmarkEnd w:id="20"/>
+      <w:bookmarkEnd w:id="21"/>
     </w:p>
-    <w:p/>
-    <w:p/>
+    <w:p>
+      <w:r>
+        <w:rPr>
+          <w:rFonts w:hint="eastAsia"/>
+        </w:rPr>
+        <w:t>见“功能分析和测试设计”章节</w:t>
+      </w:r>
+      <w:r>
+        <w:rPr>
+          <w:rFonts w:hint="eastAsia"/>
+        </w:rPr>
+        <w:t>描述</w:t>
+      </w:r>
+    </w:p>
     <w:p>
       <w:pPr>
         <w:pStyle w:val="Heading3"/>
@@ -12863,14 +13430,14 @@
           <w:rFonts w:ascii="Arial" w:hAnsi="Arial" w:cs="Arial"/>
         </w:rPr>
       </w:pPr>
-      <w:bookmarkStart w:id="21" w:name="_Toc502217322"/>
+      <w:bookmarkStart w:id="22" w:name="_Toc502217322"/>
       <w:r>
         <w:rPr>
           <w:rFonts w:ascii="Arial" w:hAnsi="Arial" w:cs="Arial"/>
         </w:rPr>
         <w:t>验收测试用例</w:t>
       </w:r>
-      <w:bookmarkEnd w:id="21"/>
+      <w:bookmarkEnd w:id="22"/>
     </w:p>
     <w:p>
       <w:pPr>
@@ -13114,7 +13681,7 @@
               <w:ind w:firstLineChars="0"/>
               <w:cnfStyle w:val="000000100000"/>
               <w:rPr>
-                <w:rFonts w:ascii="Arial" w:hAnsi="Arial" w:cs="Arial" w:hint="eastAsia"/>
+                <w:rFonts w:ascii="Arial" w:hAnsi="Arial" w:cs="Arial"/>
                 <w:sz w:val="20"/>
                 <w:szCs w:val="20"/>
               </w:rPr>
@@ -13155,7 +13722,7 @@
               <w:ind w:firstLineChars="0"/>
               <w:cnfStyle w:val="000000100000"/>
               <w:rPr>
-                <w:rFonts w:ascii="Arial" w:hAnsi="Arial" w:cs="Arial" w:hint="eastAsia"/>
+                <w:rFonts w:ascii="Arial" w:hAnsi="Arial" w:cs="Arial"/>
                 <w:sz w:val="20"/>
                 <w:szCs w:val="20"/>
               </w:rPr>
@@ -13357,7 +13924,6 @@
                 <w:sz w:val="20"/>
                 <w:szCs w:val="20"/>
               </w:rPr>
-              <w:lastRenderedPageBreak/>
               <w:t>instanceid</w:t>
             </w:r>
           </w:p>
@@ -13377,27 +13943,25 @@
               <w:ind w:firstLineChars="0"/>
               <w:cnfStyle w:val="000000010000"/>
               <w:rPr>
+                <w:rFonts w:ascii="Arial" w:hAnsi="Arial" w:cs="Arial"/>
+                <w:sz w:val="20"/>
+                <w:szCs w:val="20"/>
+              </w:rPr>
+            </w:pPr>
+            <w:r>
+              <w:rPr>
                 <w:rFonts w:ascii="Arial" w:hAnsi="Arial" w:cs="Arial" w:hint="eastAsia"/>
                 <w:sz w:val="20"/>
                 <w:szCs w:val="20"/>
               </w:rPr>
-            </w:pPr>
+              <w:t>使用</w:t>
+            </w:r>
             <w:r>
               <w:rPr>
                 <w:rFonts w:ascii="Arial" w:hAnsi="Arial" w:cs="Arial" w:hint="eastAsia"/>
                 <w:sz w:val="20"/>
                 <w:szCs w:val="20"/>
               </w:rPr>
-              <w:lastRenderedPageBreak/>
-              <w:t>使用</w:t>
-            </w:r>
-            <w:r>
-              <w:rPr>
-                <w:rFonts w:ascii="Arial" w:hAnsi="Arial" w:cs="Arial" w:hint="eastAsia"/>
-                <w:sz w:val="20"/>
-                <w:szCs w:val="20"/>
-              </w:rPr>
-              <w:lastRenderedPageBreak/>
               <w:t>createNode</w:t>
             </w:r>
             <w:r>
@@ -13501,7 +14065,6 @@
                 <w:sz w:val="20"/>
                 <w:szCs w:val="20"/>
               </w:rPr>
-              <w:lastRenderedPageBreak/>
               <w:t>通过</w:t>
             </w:r>
             <w:r>
@@ -13518,16 +14081,7 @@
                 <w:sz w:val="20"/>
                 <w:szCs w:val="20"/>
               </w:rPr>
-              <w:t>可</w:t>
-            </w:r>
-            <w:r>
-              <w:rPr>
-                <w:rFonts w:ascii="Arial" w:hAnsi="Arial" w:cs="Arial" w:hint="eastAsia"/>
-                <w:sz w:val="20"/>
-                <w:szCs w:val="20"/>
-              </w:rPr>
-              <w:lastRenderedPageBreak/>
-              <w:t>以查看</w:t>
+              <w:t>可以查看</w:t>
             </w:r>
             <w:r>
               <w:rPr>
@@ -13590,7 +14144,6 @@
                 <w:sz w:val="20"/>
                 <w:szCs w:val="20"/>
               </w:rPr>
-              <w:lastRenderedPageBreak/>
               <w:t>TS003</w:t>
             </w:r>
           </w:p>
@@ -13642,7 +14195,7 @@
               <w:ind w:firstLineChars="0"/>
               <w:cnfStyle w:val="000000100000"/>
               <w:rPr>
-                <w:rFonts w:ascii="Arial" w:hAnsi="Arial" w:cs="Arial" w:hint="eastAsia"/>
+                <w:rFonts w:ascii="Arial" w:hAnsi="Arial" w:cs="Arial"/>
                 <w:sz w:val="20"/>
                 <w:szCs w:val="20"/>
               </w:rPr>
@@ -13699,17 +14252,18 @@
               <w:ind w:firstLineChars="0"/>
               <w:cnfStyle w:val="000000100000"/>
               <w:rPr>
+                <w:rFonts w:ascii="Arial" w:hAnsi="Arial" w:cs="Arial"/>
+                <w:sz w:val="20"/>
+                <w:szCs w:val="20"/>
+              </w:rPr>
+            </w:pPr>
+            <w:r>
+              <w:rPr>
                 <w:rFonts w:ascii="Arial" w:hAnsi="Arial" w:cs="Arial" w:hint="eastAsia"/>
                 <w:sz w:val="20"/>
                 <w:szCs w:val="20"/>
               </w:rPr>
-            </w:pPr>
-            <w:r>
-              <w:rPr>
-                <w:rFonts w:ascii="Arial" w:hAnsi="Arial" w:cs="Arial" w:hint="eastAsia"/>
-                <w:sz w:val="20"/>
-                <w:szCs w:val="20"/>
-              </w:rPr>
+              <w:lastRenderedPageBreak/>
               <w:t>重启节点</w:t>
             </w:r>
           </w:p>
@@ -13770,17 +14324,18 @@
               <w:ind w:firstLineChars="0"/>
               <w:cnfStyle w:val="000000100000"/>
               <w:rPr>
+                <w:rFonts w:ascii="Arial" w:hAnsi="Arial" w:cs="Arial"/>
+                <w:sz w:val="20"/>
+                <w:szCs w:val="20"/>
+              </w:rPr>
+            </w:pPr>
+            <w:r>
+              <w:rPr>
                 <w:rFonts w:ascii="Arial" w:hAnsi="Arial" w:cs="Arial" w:hint="eastAsia"/>
                 <w:sz w:val="20"/>
                 <w:szCs w:val="20"/>
               </w:rPr>
-            </w:pPr>
-            <w:r>
-              <w:rPr>
-                <w:rFonts w:ascii="Arial" w:hAnsi="Arial" w:cs="Arial" w:hint="eastAsia"/>
-                <w:sz w:val="20"/>
-                <w:szCs w:val="20"/>
-              </w:rPr>
+              <w:lastRenderedPageBreak/>
               <w:t>使用</w:t>
             </w:r>
             <w:r>
@@ -13857,16 +14412,8 @@
                 <w:sz w:val="20"/>
                 <w:szCs w:val="20"/>
               </w:rPr>
-              <w:t>TS00</w:t>
-            </w:r>
-            <w:r>
-              <w:rPr>
-                <w:rFonts w:ascii="Arial" w:hAnsi="Arial" w:cs="Arial" w:hint="eastAsia"/>
-                <w:b w:val="0"/>
-                <w:sz w:val="20"/>
-                <w:szCs w:val="20"/>
-              </w:rPr>
-              <w:t>4</w:t>
+              <w:lastRenderedPageBreak/>
+              <w:t>TS004</w:t>
             </w:r>
           </w:p>
         </w:tc>
@@ -13943,7 +14490,7 @@
               <w:ind w:firstLineChars="0"/>
               <w:cnfStyle w:val="000000010000"/>
               <w:rPr>
-                <w:rFonts w:ascii="Arial" w:hAnsi="Arial" w:cs="Arial" w:hint="eastAsia"/>
+                <w:rFonts w:ascii="Arial" w:hAnsi="Arial" w:cs="Arial"/>
                 <w:sz w:val="20"/>
                 <w:szCs w:val="20"/>
               </w:rPr>
@@ -14046,7 +14593,7 @@
               <w:ind w:firstLineChars="0"/>
               <w:cnfStyle w:val="000000010000"/>
               <w:rPr>
-                <w:rFonts w:ascii="Arial" w:hAnsi="Arial" w:cs="Arial" w:hint="eastAsia"/>
+                <w:rFonts w:ascii="Arial" w:hAnsi="Arial" w:cs="Arial"/>
                 <w:sz w:val="20"/>
                 <w:szCs w:val="20"/>
               </w:rPr>
@@ -14121,29 +14668,20 @@
             <w:pPr>
               <w:spacing w:line="276" w:lineRule="auto"/>
               <w:rPr>
+                <w:rFonts w:ascii="Arial" w:hAnsi="Arial" w:cs="Arial"/>
+                <w:b w:val="0"/>
+                <w:sz w:val="20"/>
+                <w:szCs w:val="20"/>
+              </w:rPr>
+            </w:pPr>
+            <w:r>
+              <w:rPr>
                 <w:rFonts w:ascii="Arial" w:hAnsi="Arial" w:cs="Arial" w:hint="eastAsia"/>
                 <w:b w:val="0"/>
                 <w:sz w:val="20"/>
                 <w:szCs w:val="20"/>
               </w:rPr>
-            </w:pPr>
-            <w:r>
-              <w:rPr>
-                <w:rFonts w:ascii="Arial" w:hAnsi="Arial" w:cs="Arial" w:hint="eastAsia"/>
-                <w:b w:val="0"/>
-                <w:sz w:val="20"/>
-                <w:szCs w:val="20"/>
-              </w:rPr>
-              <w:t>TS00</w:t>
-            </w:r>
-            <w:r>
-              <w:rPr>
-                <w:rFonts w:ascii="Arial" w:hAnsi="Arial" w:cs="Arial" w:hint="eastAsia"/>
-                <w:b w:val="0"/>
-                <w:sz w:val="20"/>
-                <w:szCs w:val="20"/>
-              </w:rPr>
-              <w:t>5</w:t>
+              <w:t>TS005</w:t>
             </w:r>
           </w:p>
         </w:tc>
@@ -14200,7 +14738,7 @@
               <w:ind w:firstLineChars="0"/>
               <w:cnfStyle w:val="000000100000"/>
               <w:rPr>
-                <w:rFonts w:ascii="Arial" w:hAnsi="Arial" w:cs="Arial" w:hint="eastAsia"/>
+                <w:rFonts w:ascii="Arial" w:hAnsi="Arial" w:cs="Arial"/>
                 <w:sz w:val="20"/>
                 <w:szCs w:val="20"/>
               </w:rPr>
@@ -14257,18 +14795,26 @@
               <w:ind w:firstLineChars="0"/>
               <w:cnfStyle w:val="000000100000"/>
               <w:rPr>
+                <w:rFonts w:ascii="Arial" w:hAnsi="Arial" w:cs="Arial"/>
+                <w:sz w:val="20"/>
+                <w:szCs w:val="20"/>
+              </w:rPr>
+            </w:pPr>
+            <w:r>
+              <w:rPr>
                 <w:rFonts w:ascii="Arial" w:hAnsi="Arial" w:cs="Arial" w:hint="eastAsia"/>
                 <w:sz w:val="20"/>
                 <w:szCs w:val="20"/>
               </w:rPr>
-            </w:pPr>
+              <w:t>连接该</w:t>
+            </w:r>
             <w:r>
               <w:rPr>
                 <w:rFonts w:ascii="Arial" w:hAnsi="Arial" w:cs="Arial" w:hint="eastAsia"/>
                 <w:sz w:val="20"/>
                 <w:szCs w:val="20"/>
               </w:rPr>
-              <w:t>连接该</w:t>
+              <w:t>coord</w:t>
             </w:r>
             <w:r>
               <w:rPr>
@@ -14276,23 +14822,7 @@
                 <w:sz w:val="20"/>
                 <w:szCs w:val="20"/>
               </w:rPr>
-              <w:t>coord</w:t>
-            </w:r>
-            <w:r>
-              <w:rPr>
-                <w:rFonts w:ascii="Arial" w:hAnsi="Arial" w:cs="Arial" w:hint="eastAsia"/>
-                <w:sz w:val="20"/>
-                <w:szCs w:val="20"/>
-              </w:rPr>
-              <w:t>节点，执行查询操作，</w:t>
-            </w:r>
-            <w:r>
-              <w:rPr>
-                <w:rFonts w:ascii="Arial" w:hAnsi="Arial" w:cs="Arial" w:hint="eastAsia"/>
-                <w:sz w:val="20"/>
-                <w:szCs w:val="20"/>
-              </w:rPr>
-              <w:t>该查询操作耗时较长，超过</w:t>
+              <w:t>节点，执行查询操作，该查询操作耗时较长，超过</w:t>
             </w:r>
             <w:r>
               <w:rPr>
@@ -14322,7 +14852,7 @@
               <w:ind w:firstLineChars="0"/>
               <w:cnfStyle w:val="000000100000"/>
               <w:rPr>
-                <w:rFonts w:ascii="Arial" w:hAnsi="Arial" w:cs="Arial" w:hint="eastAsia"/>
+                <w:rFonts w:ascii="Arial" w:hAnsi="Arial" w:cs="Arial"/>
                 <w:sz w:val="20"/>
                 <w:szCs w:val="20"/>
               </w:rPr>
@@ -14352,7 +14882,7 @@
               <w:ind w:firstLineChars="0"/>
               <w:cnfStyle w:val="000000100000"/>
               <w:rPr>
-                <w:rFonts w:ascii="Arial" w:hAnsi="Arial" w:cs="Arial" w:hint="eastAsia"/>
+                <w:rFonts w:ascii="Arial" w:hAnsi="Arial" w:cs="Arial"/>
                 <w:sz w:val="20"/>
                 <w:szCs w:val="20"/>
               </w:rPr>
@@ -14411,12 +14941,12 @@
       </w:pPr>
     </w:p>
     <w:sectPr>
-      <w:headerReference w:type="even" r:id="rId11"/>
-      <w:headerReference w:type="default" r:id="rId12"/>
-      <w:footerReference w:type="even" r:id="rId13"/>
-      <w:footerReference w:type="default" r:id="rId14"/>
-      <w:headerReference w:type="first" r:id="rId15"/>
-      <w:footerReference w:type="first" r:id="rId16"/>
+      <w:headerReference w:type="even" r:id="rId12"/>
+      <w:headerReference w:type="default" r:id="rId13"/>
+      <w:footerReference w:type="even" r:id="rId14"/>
+      <w:footerReference w:type="default" r:id="rId15"/>
+      <w:headerReference w:type="first" r:id="rId16"/>
+      <w:footerReference w:type="first" r:id="rId17"/>
       <w:pgSz w:w="11906" w:h="16838"/>
       <w:pgMar w:top="1312" w:right="1800" w:bottom="1440" w:left="1800" w:header="779" w:footer="992" w:gutter="0"/>
       <w:cols w:space="425"/>
@@ -14424,6 +14954,66 @@
     </w:sectPr>
   </w:body>
 </w:document>
+</file>
+
+<file path=word/comments.xml><?xml version="1.0" encoding="utf-8"?>
+<w:comments xmlns:ve="http://schemas.openxmlformats.org/markup-compatibility/2006" xmlns:o="urn:schemas-microsoft-com:office:office" xmlns:r="http://schemas.openxmlformats.org/officeDocument/2006/relationships" xmlns:m="http://schemas.openxmlformats.org/officeDocument/2006/math" xmlns:v="urn:schemas-microsoft-com:vml" xmlns:wp="http://schemas.openxmlformats.org/drawingml/2006/wordprocessingDrawing" xmlns:w10="urn:schemas-microsoft-com:office:word" xmlns:w="http://schemas.openxmlformats.org/wordprocessingml/2006/main" xmlns:wne="http://schemas.microsoft.com/office/word/2006/wordml">
+  <w:comment w:id="14" w:author="wuyan" w:date="2017-12-28T15:00:00Z" w:initials="w">
+    <w:p>
+      <w:pPr>
+        <w:pStyle w:val="CommentText"/>
+        <w:rPr>
+          <w:rFonts w:hint="eastAsia"/>
+        </w:rPr>
+      </w:pPr>
+      <w:r>
+        <w:rPr>
+          <w:rStyle w:val="CommentReference"/>
+        </w:rPr>
+        <w:annotationRef/>
+      </w:r>
+      <w:r>
+        <w:rPr>
+          <w:rFonts w:hint="eastAsia"/>
+        </w:rPr>
+        <w:t>补充</w:t>
+      </w:r>
+    </w:p>
+    <w:p>
+      <w:pPr>
+        <w:pStyle w:val="CommentText"/>
+        <w:numPr>
+          <w:ilvl w:val="0"/>
+          <w:numId w:val="42"/>
+        </w:numPr>
+        <w:rPr>
+          <w:rFonts w:hint="eastAsia"/>
+        </w:rPr>
+      </w:pPr>
+      <w:r>
+        <w:rPr>
+          <w:rFonts w:hint="eastAsia"/>
+        </w:rPr>
+        <w:t>设置属性后再写数据</w:t>
+      </w:r>
+    </w:p>
+    <w:p>
+      <w:pPr>
+        <w:pStyle w:val="CommentText"/>
+        <w:numPr>
+          <w:ilvl w:val="0"/>
+          <w:numId w:val="42"/>
+        </w:numPr>
+      </w:pPr>
+      <w:r>
+        <w:rPr>
+          <w:rFonts w:hint="eastAsia"/>
+        </w:rPr>
+        <w:t>写完后再设置会话属性</w:t>
+      </w:r>
+    </w:p>
+  </w:comment>
+</w:comments>
 </file>
 
 <file path=word/endnotes.xml><?xml version="1.0" encoding="utf-8"?>
@@ -14486,7 +15076,7 @@
               <w:rPr>
                 <w:noProof/>
               </w:rPr>
-              <w:t>2017-12-27</w:t>
+              <w:t>2017-12-28</w:t>
             </w:r>
           </w:fldSimple>
         </w:p>
@@ -14969,6 +15559,95 @@
     </w:lvl>
   </w:abstractNum>
   <w:abstractNum w:abstractNumId="3">
+    <w:nsid w:val="08821200"/>
+    <w:multiLevelType w:val="hybridMultilevel"/>
+    <w:tmpl w:val="839210F0"/>
+    <w:lvl w:ilvl="0" w:tplc="43044164">
+      <w:start w:val="1"/>
+      <w:numFmt w:val="decimal"/>
+      <w:lvlText w:val="%1、"/>
+      <w:lvlJc w:val="left"/>
+      <w:pPr>
+        <w:ind w:left="360" w:hanging="360"/>
+      </w:pPr>
+      <w:rPr>
+        <w:rFonts w:hint="default"/>
+      </w:rPr>
+    </w:lvl>
+    <w:lvl w:ilvl="1" w:tplc="04090019" w:tentative="1">
+      <w:start w:val="1"/>
+      <w:numFmt w:val="lowerLetter"/>
+      <w:lvlText w:val="%2)"/>
+      <w:lvlJc w:val="left"/>
+      <w:pPr>
+        <w:ind w:left="840" w:hanging="420"/>
+      </w:pPr>
+    </w:lvl>
+    <w:lvl w:ilvl="2" w:tplc="0409001B" w:tentative="1">
+      <w:start w:val="1"/>
+      <w:numFmt w:val="lowerRoman"/>
+      <w:lvlText w:val="%3."/>
+      <w:lvlJc w:val="right"/>
+      <w:pPr>
+        <w:ind w:left="1260" w:hanging="420"/>
+      </w:pPr>
+    </w:lvl>
+    <w:lvl w:ilvl="3" w:tplc="0409000F" w:tentative="1">
+      <w:start w:val="1"/>
+      <w:numFmt w:val="decimal"/>
+      <w:lvlText w:val="%4."/>
+      <w:lvlJc w:val="left"/>
+      <w:pPr>
+        <w:ind w:left="1680" w:hanging="420"/>
+      </w:pPr>
+    </w:lvl>
+    <w:lvl w:ilvl="4" w:tplc="04090019" w:tentative="1">
+      <w:start w:val="1"/>
+      <w:numFmt w:val="lowerLetter"/>
+      <w:lvlText w:val="%5)"/>
+      <w:lvlJc w:val="left"/>
+      <w:pPr>
+        <w:ind w:left="2100" w:hanging="420"/>
+      </w:pPr>
+    </w:lvl>
+    <w:lvl w:ilvl="5" w:tplc="0409001B" w:tentative="1">
+      <w:start w:val="1"/>
+      <w:numFmt w:val="lowerRoman"/>
+      <w:lvlText w:val="%6."/>
+      <w:lvlJc w:val="right"/>
+      <w:pPr>
+        <w:ind w:left="2520" w:hanging="420"/>
+      </w:pPr>
+    </w:lvl>
+    <w:lvl w:ilvl="6" w:tplc="0409000F" w:tentative="1">
+      <w:start w:val="1"/>
+      <w:numFmt w:val="decimal"/>
+      <w:lvlText w:val="%7."/>
+      <w:lvlJc w:val="left"/>
+      <w:pPr>
+        <w:ind w:left="2940" w:hanging="420"/>
+      </w:pPr>
+    </w:lvl>
+    <w:lvl w:ilvl="7" w:tplc="04090019" w:tentative="1">
+      <w:start w:val="1"/>
+      <w:numFmt w:val="lowerLetter"/>
+      <w:lvlText w:val="%8)"/>
+      <w:lvlJc w:val="left"/>
+      <w:pPr>
+        <w:ind w:left="3360" w:hanging="420"/>
+      </w:pPr>
+    </w:lvl>
+    <w:lvl w:ilvl="8" w:tplc="0409001B" w:tentative="1">
+      <w:start w:val="1"/>
+      <w:numFmt w:val="lowerRoman"/>
+      <w:lvlText w:val="%9."/>
+      <w:lvlJc w:val="right"/>
+      <w:pPr>
+        <w:ind w:left="3780" w:hanging="420"/>
+      </w:pPr>
+    </w:lvl>
+  </w:abstractNum>
+  <w:abstractNum w:abstractNumId="4">
     <w:nsid w:val="09665113"/>
     <w:multiLevelType w:val="hybridMultilevel"/>
     <w:tmpl w:val="C8A28020"/>
@@ -15057,7 +15736,7 @@
       </w:pPr>
     </w:lvl>
   </w:abstractNum>
-  <w:abstractNum w:abstractNumId="4">
+  <w:abstractNum w:abstractNumId="5">
     <w:nsid w:val="09A95874"/>
     <w:multiLevelType w:val="hybridMultilevel"/>
     <w:tmpl w:val="0C44D1CC"/>
@@ -15146,7 +15825,96 @@
       </w:pPr>
     </w:lvl>
   </w:abstractNum>
-  <w:abstractNum w:abstractNumId="5">
+  <w:abstractNum w:abstractNumId="6">
+    <w:nsid w:val="0BBF4350"/>
+    <w:multiLevelType w:val="hybridMultilevel"/>
+    <w:tmpl w:val="24E0238A"/>
+    <w:lvl w:ilvl="0" w:tplc="F990BDAC">
+      <w:start w:val="1"/>
+      <w:numFmt w:val="decimal"/>
+      <w:lvlText w:val="%1、"/>
+      <w:lvlJc w:val="left"/>
+      <w:pPr>
+        <w:ind w:left="360" w:hanging="360"/>
+      </w:pPr>
+      <w:rPr>
+        <w:rFonts w:hint="default"/>
+      </w:rPr>
+    </w:lvl>
+    <w:lvl w:ilvl="1" w:tplc="04090019" w:tentative="1">
+      <w:start w:val="1"/>
+      <w:numFmt w:val="lowerLetter"/>
+      <w:lvlText w:val="%2)"/>
+      <w:lvlJc w:val="left"/>
+      <w:pPr>
+        <w:ind w:left="840" w:hanging="420"/>
+      </w:pPr>
+    </w:lvl>
+    <w:lvl w:ilvl="2" w:tplc="0409001B" w:tentative="1">
+      <w:start w:val="1"/>
+      <w:numFmt w:val="lowerRoman"/>
+      <w:lvlText w:val="%3."/>
+      <w:lvlJc w:val="right"/>
+      <w:pPr>
+        <w:ind w:left="1260" w:hanging="420"/>
+      </w:pPr>
+    </w:lvl>
+    <w:lvl w:ilvl="3" w:tplc="0409000F" w:tentative="1">
+      <w:start w:val="1"/>
+      <w:numFmt w:val="decimal"/>
+      <w:lvlText w:val="%4."/>
+      <w:lvlJc w:val="left"/>
+      <w:pPr>
+        <w:ind w:left="1680" w:hanging="420"/>
+      </w:pPr>
+    </w:lvl>
+    <w:lvl w:ilvl="4" w:tplc="04090019" w:tentative="1">
+      <w:start w:val="1"/>
+      <w:numFmt w:val="lowerLetter"/>
+      <w:lvlText w:val="%5)"/>
+      <w:lvlJc w:val="left"/>
+      <w:pPr>
+        <w:ind w:left="2100" w:hanging="420"/>
+      </w:pPr>
+    </w:lvl>
+    <w:lvl w:ilvl="5" w:tplc="0409001B" w:tentative="1">
+      <w:start w:val="1"/>
+      <w:numFmt w:val="lowerRoman"/>
+      <w:lvlText w:val="%6."/>
+      <w:lvlJc w:val="right"/>
+      <w:pPr>
+        <w:ind w:left="2520" w:hanging="420"/>
+      </w:pPr>
+    </w:lvl>
+    <w:lvl w:ilvl="6" w:tplc="0409000F" w:tentative="1">
+      <w:start w:val="1"/>
+      <w:numFmt w:val="decimal"/>
+      <w:lvlText w:val="%7."/>
+      <w:lvlJc w:val="left"/>
+      <w:pPr>
+        <w:ind w:left="2940" w:hanging="420"/>
+      </w:pPr>
+    </w:lvl>
+    <w:lvl w:ilvl="7" w:tplc="04090019" w:tentative="1">
+      <w:start w:val="1"/>
+      <w:numFmt w:val="lowerLetter"/>
+      <w:lvlText w:val="%8)"/>
+      <w:lvlJc w:val="left"/>
+      <w:pPr>
+        <w:ind w:left="3360" w:hanging="420"/>
+      </w:pPr>
+    </w:lvl>
+    <w:lvl w:ilvl="8" w:tplc="0409001B" w:tentative="1">
+      <w:start w:val="1"/>
+      <w:numFmt w:val="lowerRoman"/>
+      <w:lvlText w:val="%9."/>
+      <w:lvlJc w:val="right"/>
+      <w:pPr>
+        <w:ind w:left="3780" w:hanging="420"/>
+      </w:pPr>
+    </w:lvl>
+  </w:abstractNum>
+  <w:abstractNum w:abstractNumId="7">
     <w:nsid w:val="0F06058B"/>
     <w:multiLevelType w:val="hybridMultilevel"/>
     <w:tmpl w:val="C39E24E8"/>
@@ -15235,7 +16003,7 @@
       </w:pPr>
     </w:lvl>
   </w:abstractNum>
-  <w:abstractNum w:abstractNumId="6">
+  <w:abstractNum w:abstractNumId="8">
     <w:nsid w:val="12086C23"/>
     <w:multiLevelType w:val="hybridMultilevel"/>
     <w:tmpl w:val="591AD2A8"/>
@@ -15324,7 +16092,7 @@
       </w:pPr>
     </w:lvl>
   </w:abstractNum>
-  <w:abstractNum w:abstractNumId="7">
+  <w:abstractNum w:abstractNumId="9">
     <w:nsid w:val="12B015C5"/>
     <w:multiLevelType w:val="hybridMultilevel"/>
     <w:tmpl w:val="0C44D1CC"/>
@@ -15413,7 +16181,7 @@
       </w:pPr>
     </w:lvl>
   </w:abstractNum>
-  <w:abstractNum w:abstractNumId="8">
+  <w:abstractNum w:abstractNumId="10">
     <w:nsid w:val="13862820"/>
     <w:multiLevelType w:val="hybridMultilevel"/>
     <w:tmpl w:val="D01AEC82"/>
@@ -15502,7 +16270,7 @@
       </w:pPr>
     </w:lvl>
   </w:abstractNum>
-  <w:abstractNum w:abstractNumId="9">
+  <w:abstractNum w:abstractNumId="11">
     <w:nsid w:val="13B96779"/>
     <w:multiLevelType w:val="hybridMultilevel"/>
     <w:tmpl w:val="7A72EFDE"/>
@@ -15591,7 +16359,7 @@
       </w:pPr>
     </w:lvl>
   </w:abstractNum>
-  <w:abstractNum w:abstractNumId="10">
+  <w:abstractNum w:abstractNumId="12">
     <w:nsid w:val="17D04E9F"/>
     <w:multiLevelType w:val="hybridMultilevel"/>
     <w:tmpl w:val="0E86A60C"/>
@@ -15680,7 +16448,7 @@
       </w:pPr>
     </w:lvl>
   </w:abstractNum>
-  <w:abstractNum w:abstractNumId="11">
+  <w:abstractNum w:abstractNumId="13">
     <w:nsid w:val="1AA43AE1"/>
     <w:multiLevelType w:val="hybridMultilevel"/>
     <w:tmpl w:val="31C24BB8"/>
@@ -15769,7 +16537,7 @@
       </w:pPr>
     </w:lvl>
   </w:abstractNum>
-  <w:abstractNum w:abstractNumId="12">
+  <w:abstractNum w:abstractNumId="14">
     <w:nsid w:val="1AB66554"/>
     <w:multiLevelType w:val="singleLevel"/>
     <w:tmpl w:val="14382B24"/>
@@ -15790,7 +16558,7 @@
       </w:rPr>
     </w:lvl>
   </w:abstractNum>
-  <w:abstractNum w:abstractNumId="13">
+  <w:abstractNum w:abstractNumId="15">
     <w:nsid w:val="1B9721E3"/>
     <w:multiLevelType w:val="hybridMultilevel"/>
     <w:tmpl w:val="D01AEC82"/>
@@ -15879,7 +16647,7 @@
       </w:pPr>
     </w:lvl>
   </w:abstractNum>
-  <w:abstractNum w:abstractNumId="14">
+  <w:abstractNum w:abstractNumId="16">
     <w:nsid w:val="1C8015F5"/>
     <w:multiLevelType w:val="hybridMultilevel"/>
     <w:tmpl w:val="591AD2A8"/>
@@ -15968,7 +16736,7 @@
       </w:pPr>
     </w:lvl>
   </w:abstractNum>
-  <w:abstractNum w:abstractNumId="15">
+  <w:abstractNum w:abstractNumId="17">
     <w:nsid w:val="1D771BD3"/>
     <w:multiLevelType w:val="hybridMultilevel"/>
     <w:tmpl w:val="591AD2A8"/>
@@ -16057,7 +16825,185 @@
       </w:pPr>
     </w:lvl>
   </w:abstractNum>
-  <w:abstractNum w:abstractNumId="16">
+  <w:abstractNum w:abstractNumId="18">
+    <w:nsid w:val="2EDC79B8"/>
+    <w:multiLevelType w:val="hybridMultilevel"/>
+    <w:tmpl w:val="B91E45E6"/>
+    <w:lvl w:ilvl="0" w:tplc="28B05CBC">
+      <w:start w:val="1"/>
+      <w:numFmt w:val="decimal"/>
+      <w:lvlText w:val="%1、"/>
+      <w:lvlJc w:val="left"/>
+      <w:pPr>
+        <w:ind w:left="1977" w:hanging="360"/>
+      </w:pPr>
+      <w:rPr>
+        <w:rFonts w:hint="default"/>
+      </w:rPr>
+    </w:lvl>
+    <w:lvl w:ilvl="1" w:tplc="04090019" w:tentative="1">
+      <w:start w:val="1"/>
+      <w:numFmt w:val="lowerLetter"/>
+      <w:lvlText w:val="%2)"/>
+      <w:lvlJc w:val="left"/>
+      <w:pPr>
+        <w:ind w:left="840" w:hanging="420"/>
+      </w:pPr>
+    </w:lvl>
+    <w:lvl w:ilvl="2" w:tplc="0409001B" w:tentative="1">
+      <w:start w:val="1"/>
+      <w:numFmt w:val="lowerRoman"/>
+      <w:lvlText w:val="%3."/>
+      <w:lvlJc w:val="right"/>
+      <w:pPr>
+        <w:ind w:left="1260" w:hanging="420"/>
+      </w:pPr>
+    </w:lvl>
+    <w:lvl w:ilvl="3" w:tplc="0409000F" w:tentative="1">
+      <w:start w:val="1"/>
+      <w:numFmt w:val="decimal"/>
+      <w:lvlText w:val="%4."/>
+      <w:lvlJc w:val="left"/>
+      <w:pPr>
+        <w:ind w:left="1680" w:hanging="420"/>
+      </w:pPr>
+    </w:lvl>
+    <w:lvl w:ilvl="4" w:tplc="04090019" w:tentative="1">
+      <w:start w:val="1"/>
+      <w:numFmt w:val="lowerLetter"/>
+      <w:lvlText w:val="%5)"/>
+      <w:lvlJc w:val="left"/>
+      <w:pPr>
+        <w:ind w:left="2100" w:hanging="420"/>
+      </w:pPr>
+    </w:lvl>
+    <w:lvl w:ilvl="5" w:tplc="0409001B" w:tentative="1">
+      <w:start w:val="1"/>
+      <w:numFmt w:val="lowerRoman"/>
+      <w:lvlText w:val="%6."/>
+      <w:lvlJc w:val="right"/>
+      <w:pPr>
+        <w:ind w:left="2520" w:hanging="420"/>
+      </w:pPr>
+    </w:lvl>
+    <w:lvl w:ilvl="6" w:tplc="0409000F" w:tentative="1">
+      <w:start w:val="1"/>
+      <w:numFmt w:val="decimal"/>
+      <w:lvlText w:val="%7."/>
+      <w:lvlJc w:val="left"/>
+      <w:pPr>
+        <w:ind w:left="2940" w:hanging="420"/>
+      </w:pPr>
+    </w:lvl>
+    <w:lvl w:ilvl="7" w:tplc="04090019" w:tentative="1">
+      <w:start w:val="1"/>
+      <w:numFmt w:val="lowerLetter"/>
+      <w:lvlText w:val="%8)"/>
+      <w:lvlJc w:val="left"/>
+      <w:pPr>
+        <w:ind w:left="3360" w:hanging="420"/>
+      </w:pPr>
+    </w:lvl>
+    <w:lvl w:ilvl="8" w:tplc="0409001B" w:tentative="1">
+      <w:start w:val="1"/>
+      <w:numFmt w:val="lowerRoman"/>
+      <w:lvlText w:val="%9."/>
+      <w:lvlJc w:val="right"/>
+      <w:pPr>
+        <w:ind w:left="3780" w:hanging="420"/>
+      </w:pPr>
+    </w:lvl>
+  </w:abstractNum>
+  <w:abstractNum w:abstractNumId="19">
+    <w:nsid w:val="365A4999"/>
+    <w:multiLevelType w:val="hybridMultilevel"/>
+    <w:tmpl w:val="38E654A2"/>
+    <w:lvl w:ilvl="0" w:tplc="E4B24646">
+      <w:start w:val="1"/>
+      <w:numFmt w:val="decimal"/>
+      <w:lvlText w:val="%1、"/>
+      <w:lvlJc w:val="left"/>
+      <w:pPr>
+        <w:ind w:left="360" w:hanging="360"/>
+      </w:pPr>
+      <w:rPr>
+        <w:rFonts w:hint="default"/>
+      </w:rPr>
+    </w:lvl>
+    <w:lvl w:ilvl="1" w:tplc="04090019" w:tentative="1">
+      <w:start w:val="1"/>
+      <w:numFmt w:val="lowerLetter"/>
+      <w:lvlText w:val="%2)"/>
+      <w:lvlJc w:val="left"/>
+      <w:pPr>
+        <w:ind w:left="840" w:hanging="420"/>
+      </w:pPr>
+    </w:lvl>
+    <w:lvl w:ilvl="2" w:tplc="0409001B" w:tentative="1">
+      <w:start w:val="1"/>
+      <w:numFmt w:val="lowerRoman"/>
+      <w:lvlText w:val="%3."/>
+      <w:lvlJc w:val="right"/>
+      <w:pPr>
+        <w:ind w:left="1260" w:hanging="420"/>
+      </w:pPr>
+    </w:lvl>
+    <w:lvl w:ilvl="3" w:tplc="0409000F" w:tentative="1">
+      <w:start w:val="1"/>
+      <w:numFmt w:val="decimal"/>
+      <w:lvlText w:val="%4."/>
+      <w:lvlJc w:val="left"/>
+      <w:pPr>
+        <w:ind w:left="1680" w:hanging="420"/>
+      </w:pPr>
+    </w:lvl>
+    <w:lvl w:ilvl="4" w:tplc="04090019" w:tentative="1">
+      <w:start w:val="1"/>
+      <w:numFmt w:val="lowerLetter"/>
+      <w:lvlText w:val="%5)"/>
+      <w:lvlJc w:val="left"/>
+      <w:pPr>
+        <w:ind w:left="2100" w:hanging="420"/>
+      </w:pPr>
+    </w:lvl>
+    <w:lvl w:ilvl="5" w:tplc="0409001B" w:tentative="1">
+      <w:start w:val="1"/>
+      <w:numFmt w:val="lowerRoman"/>
+      <w:lvlText w:val="%6."/>
+      <w:lvlJc w:val="right"/>
+      <w:pPr>
+        <w:ind w:left="2520" w:hanging="420"/>
+      </w:pPr>
+    </w:lvl>
+    <w:lvl w:ilvl="6" w:tplc="0409000F" w:tentative="1">
+      <w:start w:val="1"/>
+      <w:numFmt w:val="decimal"/>
+      <w:lvlText w:val="%7."/>
+      <w:lvlJc w:val="left"/>
+      <w:pPr>
+        <w:ind w:left="2940" w:hanging="420"/>
+      </w:pPr>
+    </w:lvl>
+    <w:lvl w:ilvl="7" w:tplc="04090019" w:tentative="1">
+      <w:start w:val="1"/>
+      <w:numFmt w:val="lowerLetter"/>
+      <w:lvlText w:val="%8)"/>
+      <w:lvlJc w:val="left"/>
+      <w:pPr>
+        <w:ind w:left="3360" w:hanging="420"/>
+      </w:pPr>
+    </w:lvl>
+    <w:lvl w:ilvl="8" w:tplc="0409001B" w:tentative="1">
+      <w:start w:val="1"/>
+      <w:numFmt w:val="lowerRoman"/>
+      <w:lvlText w:val="%9."/>
+      <w:lvlJc w:val="right"/>
+      <w:pPr>
+        <w:ind w:left="3780" w:hanging="420"/>
+      </w:pPr>
+    </w:lvl>
+  </w:abstractNum>
+  <w:abstractNum w:abstractNumId="20">
     <w:nsid w:val="38997AE6"/>
     <w:multiLevelType w:val="hybridMultilevel"/>
     <w:tmpl w:val="D01AEC82"/>
@@ -16146,7 +17092,7 @@
       </w:pPr>
     </w:lvl>
   </w:abstractNum>
-  <w:abstractNum w:abstractNumId="17">
+  <w:abstractNum w:abstractNumId="21">
     <w:nsid w:val="3CDD216F"/>
     <w:multiLevelType w:val="hybridMultilevel"/>
     <w:tmpl w:val="0C44D1CC"/>
@@ -16235,7 +17181,7 @@
       </w:pPr>
     </w:lvl>
   </w:abstractNum>
-  <w:abstractNum w:abstractNumId="18">
+  <w:abstractNum w:abstractNumId="22">
     <w:nsid w:val="40A707D7"/>
     <w:multiLevelType w:val="hybridMultilevel"/>
     <w:tmpl w:val="C39E24E8"/>
@@ -16324,7 +17270,7 @@
       </w:pPr>
     </w:lvl>
   </w:abstractNum>
-  <w:abstractNum w:abstractNumId="19">
+  <w:abstractNum w:abstractNumId="23">
     <w:nsid w:val="42FE570A"/>
     <w:multiLevelType w:val="multilevel"/>
     <w:tmpl w:val="11FEBED6"/>
@@ -16492,7 +17438,7 @@
       </w:rPr>
     </w:lvl>
   </w:abstractNum>
-  <w:abstractNum w:abstractNumId="20">
+  <w:abstractNum w:abstractNumId="24">
     <w:nsid w:val="43974196"/>
     <w:multiLevelType w:val="hybridMultilevel"/>
     <w:tmpl w:val="0E86A60C"/>
@@ -16581,7 +17527,7 @@
       </w:pPr>
     </w:lvl>
   </w:abstractNum>
-  <w:abstractNum w:abstractNumId="21">
+  <w:abstractNum w:abstractNumId="25">
     <w:nsid w:val="48D1438D"/>
     <w:multiLevelType w:val="hybridMultilevel"/>
     <w:tmpl w:val="591AD2A8"/>
@@ -16670,7 +17616,7 @@
       </w:pPr>
     </w:lvl>
   </w:abstractNum>
-  <w:abstractNum w:abstractNumId="22">
+  <w:abstractNum w:abstractNumId="26">
     <w:nsid w:val="50981FF7"/>
     <w:multiLevelType w:val="hybridMultilevel"/>
     <w:tmpl w:val="B602D890"/>
@@ -16762,7 +17708,7 @@
       </w:pPr>
     </w:lvl>
   </w:abstractNum>
-  <w:abstractNum w:abstractNumId="23">
+  <w:abstractNum w:abstractNumId="27">
     <w:nsid w:val="51236AA5"/>
     <w:multiLevelType w:val="hybridMultilevel"/>
     <w:tmpl w:val="E7F89B20"/>
@@ -16851,7 +17797,7 @@
       </w:pPr>
     </w:lvl>
   </w:abstractNum>
-  <w:abstractNum w:abstractNumId="24">
+  <w:abstractNum w:abstractNumId="28">
     <w:nsid w:val="571929B7"/>
     <w:multiLevelType w:val="hybridMultilevel"/>
     <w:tmpl w:val="A32A08D2"/>
@@ -16940,7 +17886,7 @@
       </w:pPr>
     </w:lvl>
   </w:abstractNum>
-  <w:abstractNum w:abstractNumId="25">
+  <w:abstractNum w:abstractNumId="29">
     <w:nsid w:val="586A15A3"/>
     <w:multiLevelType w:val="hybridMultilevel"/>
     <w:tmpl w:val="0E86A60C"/>
@@ -17029,7 +17975,7 @@
       </w:pPr>
     </w:lvl>
   </w:abstractNum>
-  <w:abstractNum w:abstractNumId="26">
+  <w:abstractNum w:abstractNumId="30">
     <w:nsid w:val="5A327926"/>
     <w:multiLevelType w:val="hybridMultilevel"/>
     <w:tmpl w:val="B602D890"/>
@@ -17121,7 +18067,7 @@
       </w:pPr>
     </w:lvl>
   </w:abstractNum>
-  <w:abstractNum w:abstractNumId="27">
+  <w:abstractNum w:abstractNumId="31">
     <w:nsid w:val="5CDC344C"/>
     <w:multiLevelType w:val="hybridMultilevel"/>
     <w:tmpl w:val="C8A28020"/>
@@ -17210,7 +18156,7 @@
       </w:pPr>
     </w:lvl>
   </w:abstractNum>
-  <w:abstractNum w:abstractNumId="28">
+  <w:abstractNum w:abstractNumId="32">
     <w:nsid w:val="5CE51178"/>
     <w:multiLevelType w:val="hybridMultilevel"/>
     <w:tmpl w:val="2E3060FC"/>
@@ -17302,7 +18248,7 @@
       </w:pPr>
     </w:lvl>
   </w:abstractNum>
-  <w:abstractNum w:abstractNumId="29">
+  <w:abstractNum w:abstractNumId="33">
     <w:nsid w:val="5FD77B9C"/>
     <w:multiLevelType w:val="hybridMultilevel"/>
     <w:tmpl w:val="0C44D1CC"/>
@@ -17391,7 +18337,7 @@
       </w:pPr>
     </w:lvl>
   </w:abstractNum>
-  <w:abstractNum w:abstractNumId="30">
+  <w:abstractNum w:abstractNumId="34">
     <w:nsid w:val="62772C8C"/>
     <w:multiLevelType w:val="hybridMultilevel"/>
     <w:tmpl w:val="0E86A60C"/>
@@ -17480,7 +18426,7 @@
       </w:pPr>
     </w:lvl>
   </w:abstractNum>
-  <w:abstractNum w:abstractNumId="31">
+  <w:abstractNum w:abstractNumId="35">
     <w:nsid w:val="63546429"/>
     <w:multiLevelType w:val="multilevel"/>
     <w:tmpl w:val="FE4653A2"/>
@@ -17623,7 +18569,7 @@
       </w:rPr>
     </w:lvl>
   </w:abstractNum>
-  <w:abstractNum w:abstractNumId="32">
+  <w:abstractNum w:abstractNumId="36">
     <w:nsid w:val="6451468C"/>
     <w:multiLevelType w:val="hybridMultilevel"/>
     <w:tmpl w:val="414EA354"/>
@@ -17712,7 +18658,7 @@
       </w:pPr>
     </w:lvl>
   </w:abstractNum>
-  <w:abstractNum w:abstractNumId="33">
+  <w:abstractNum w:abstractNumId="37">
     <w:nsid w:val="67881FF0"/>
     <w:multiLevelType w:val="hybridMultilevel"/>
     <w:tmpl w:val="D57E0368"/>
@@ -17801,7 +18747,7 @@
       </w:pPr>
     </w:lvl>
   </w:abstractNum>
-  <w:abstractNum w:abstractNumId="34">
+  <w:abstractNum w:abstractNumId="38">
     <w:nsid w:val="68E60F32"/>
     <w:multiLevelType w:val="hybridMultilevel"/>
     <w:tmpl w:val="D01AEC82"/>
@@ -17890,7 +18836,7 @@
       </w:pPr>
     </w:lvl>
   </w:abstractNum>
-  <w:abstractNum w:abstractNumId="35">
+  <w:abstractNum w:abstractNumId="39">
     <w:nsid w:val="6A40683F"/>
     <w:multiLevelType w:val="hybridMultilevel"/>
     <w:tmpl w:val="BDECBCEC"/>
@@ -17979,7 +18925,96 @@
       </w:pPr>
     </w:lvl>
   </w:abstractNum>
-  <w:abstractNum w:abstractNumId="36">
+  <w:abstractNum w:abstractNumId="40">
+    <w:nsid w:val="6F5608EC"/>
+    <w:multiLevelType w:val="hybridMultilevel"/>
+    <w:tmpl w:val="6D4A23F6"/>
+    <w:lvl w:ilvl="0" w:tplc="43044164">
+      <w:start w:val="1"/>
+      <w:numFmt w:val="decimal"/>
+      <w:lvlText w:val="%1、"/>
+      <w:lvlJc w:val="left"/>
+      <w:pPr>
+        <w:ind w:left="360" w:hanging="360"/>
+      </w:pPr>
+      <w:rPr>
+        <w:rFonts w:hint="default"/>
+      </w:rPr>
+    </w:lvl>
+    <w:lvl w:ilvl="1" w:tplc="04090019" w:tentative="1">
+      <w:start w:val="1"/>
+      <w:numFmt w:val="lowerLetter"/>
+      <w:lvlText w:val="%2)"/>
+      <w:lvlJc w:val="left"/>
+      <w:pPr>
+        <w:ind w:left="840" w:hanging="420"/>
+      </w:pPr>
+    </w:lvl>
+    <w:lvl w:ilvl="2" w:tplc="0409001B" w:tentative="1">
+      <w:start w:val="1"/>
+      <w:numFmt w:val="lowerRoman"/>
+      <w:lvlText w:val="%3."/>
+      <w:lvlJc w:val="right"/>
+      <w:pPr>
+        <w:ind w:left="1260" w:hanging="420"/>
+      </w:pPr>
+    </w:lvl>
+    <w:lvl w:ilvl="3" w:tplc="0409000F" w:tentative="1">
+      <w:start w:val="1"/>
+      <w:numFmt w:val="decimal"/>
+      <w:lvlText w:val="%4."/>
+      <w:lvlJc w:val="left"/>
+      <w:pPr>
+        <w:ind w:left="1680" w:hanging="420"/>
+      </w:pPr>
+    </w:lvl>
+    <w:lvl w:ilvl="4" w:tplc="04090019" w:tentative="1">
+      <w:start w:val="1"/>
+      <w:numFmt w:val="lowerLetter"/>
+      <w:lvlText w:val="%5)"/>
+      <w:lvlJc w:val="left"/>
+      <w:pPr>
+        <w:ind w:left="2100" w:hanging="420"/>
+      </w:pPr>
+    </w:lvl>
+    <w:lvl w:ilvl="5" w:tplc="0409001B" w:tentative="1">
+      <w:start w:val="1"/>
+      <w:numFmt w:val="lowerRoman"/>
+      <w:lvlText w:val="%6."/>
+      <w:lvlJc w:val="right"/>
+      <w:pPr>
+        <w:ind w:left="2520" w:hanging="420"/>
+      </w:pPr>
+    </w:lvl>
+    <w:lvl w:ilvl="6" w:tplc="0409000F" w:tentative="1">
+      <w:start w:val="1"/>
+      <w:numFmt w:val="decimal"/>
+      <w:lvlText w:val="%7."/>
+      <w:lvlJc w:val="left"/>
+      <w:pPr>
+        <w:ind w:left="2940" w:hanging="420"/>
+      </w:pPr>
+    </w:lvl>
+    <w:lvl w:ilvl="7" w:tplc="04090019" w:tentative="1">
+      <w:start w:val="1"/>
+      <w:numFmt w:val="lowerLetter"/>
+      <w:lvlText w:val="%8)"/>
+      <w:lvlJc w:val="left"/>
+      <w:pPr>
+        <w:ind w:left="3360" w:hanging="420"/>
+      </w:pPr>
+    </w:lvl>
+    <w:lvl w:ilvl="8" w:tplc="0409001B" w:tentative="1">
+      <w:start w:val="1"/>
+      <w:numFmt w:val="lowerRoman"/>
+      <w:lvlText w:val="%9."/>
+      <w:lvlJc w:val="right"/>
+      <w:pPr>
+        <w:ind w:left="3780" w:hanging="420"/>
+      </w:pPr>
+    </w:lvl>
+  </w:abstractNum>
+  <w:abstractNum w:abstractNumId="41">
     <w:nsid w:val="74DD1451"/>
     <w:multiLevelType w:val="hybridMultilevel"/>
     <w:tmpl w:val="C8A28020"/>
@@ -18068,7 +19103,7 @@
       </w:pPr>
     </w:lvl>
   </w:abstractNum>
-  <w:abstractNum w:abstractNumId="37">
+  <w:abstractNum w:abstractNumId="42">
     <w:nsid w:val="76126126"/>
     <w:multiLevelType w:val="hybridMultilevel"/>
     <w:tmpl w:val="5B8EA978"/>
@@ -18154,7 +19189,7 @@
       </w:pPr>
     </w:lvl>
   </w:abstractNum>
-  <w:abstractNum w:abstractNumId="38">
+  <w:abstractNum w:abstractNumId="43">
     <w:nsid w:val="76E508FE"/>
     <w:multiLevelType w:val="hybridMultilevel"/>
     <w:tmpl w:val="5C1AE91C"/>
@@ -18243,7 +19278,7 @@
       </w:pPr>
     </w:lvl>
   </w:abstractNum>
-  <w:abstractNum w:abstractNumId="39">
+  <w:abstractNum w:abstractNumId="44">
     <w:nsid w:val="7B6F2FB1"/>
     <w:multiLevelType w:val="hybridMultilevel"/>
     <w:tmpl w:val="0E86A60C"/>
@@ -18333,10 +19368,10 @@
     </w:lvl>
   </w:abstractNum>
   <w:num w:numId="1">
-    <w:abstractNumId w:val="31"/>
+    <w:abstractNumId w:val="35"/>
   </w:num>
   <w:num w:numId="2">
-    <w:abstractNumId w:val="19"/>
+    <w:abstractNumId w:val="23"/>
     <w:lvlOverride w:ilvl="0">
       <w:startOverride w:val="1"/>
     </w:lvlOverride>
@@ -18366,118 +19401,133 @@
     </w:lvlOverride>
   </w:num>
   <w:num w:numId="3">
-    <w:abstractNumId w:val="12"/>
+    <w:abstractNumId w:val="14"/>
   </w:num>
   <w:num w:numId="4">
+    <w:abstractNumId w:val="7"/>
+  </w:num>
+  <w:num w:numId="5">
+    <w:abstractNumId w:val="44"/>
+  </w:num>
+  <w:num w:numId="6">
+    <w:abstractNumId w:val="27"/>
+  </w:num>
+  <w:num w:numId="7">
     <w:abstractNumId w:val="5"/>
   </w:num>
-  <w:num w:numId="5">
-    <w:abstractNumId w:val="39"/>
-  </w:num>
-  <w:num w:numId="6">
-    <w:abstractNumId w:val="23"/>
-  </w:num>
-  <w:num w:numId="7">
-    <w:abstractNumId w:val="4"/>
-  </w:num>
   <w:num w:numId="8">
-    <w:abstractNumId w:val="18"/>
+    <w:abstractNumId w:val="22"/>
   </w:num>
   <w:num w:numId="9">
     <w:abstractNumId w:val="1"/>
   </w:num>
   <w:num w:numId="10">
-    <w:abstractNumId w:val="28"/>
+    <w:abstractNumId w:val="32"/>
   </w:num>
   <w:num w:numId="11">
-    <w:abstractNumId w:val="26"/>
+    <w:abstractNumId w:val="30"/>
   </w:num>
   <w:num w:numId="12">
-    <w:abstractNumId w:val="37"/>
+    <w:abstractNumId w:val="42"/>
   </w:num>
   <w:num w:numId="13">
-    <w:abstractNumId w:val="33"/>
+    <w:abstractNumId w:val="37"/>
   </w:num>
   <w:num w:numId="14">
     <w:abstractNumId w:val="0"/>
   </w:num>
   <w:num w:numId="15">
-    <w:abstractNumId w:val="9"/>
+    <w:abstractNumId w:val="11"/>
   </w:num>
   <w:num w:numId="16">
-    <w:abstractNumId w:val="11"/>
+    <w:abstractNumId w:val="13"/>
   </w:num>
   <w:num w:numId="17">
-    <w:abstractNumId w:val="22"/>
+    <w:abstractNumId w:val="26"/>
   </w:num>
   <w:num w:numId="18">
-    <w:abstractNumId w:val="38"/>
+    <w:abstractNumId w:val="43"/>
   </w:num>
   <w:num w:numId="19">
     <w:abstractNumId w:val="2"/>
   </w:num>
   <w:num w:numId="20">
-    <w:abstractNumId w:val="27"/>
+    <w:abstractNumId w:val="31"/>
   </w:num>
   <w:num w:numId="21">
+    <w:abstractNumId w:val="20"/>
+  </w:num>
+  <w:num w:numId="22">
     <w:abstractNumId w:val="16"/>
   </w:num>
-  <w:num w:numId="22">
-    <w:abstractNumId w:val="14"/>
-  </w:num>
   <w:num w:numId="23">
-    <w:abstractNumId w:val="3"/>
+    <w:abstractNumId w:val="4"/>
   </w:num>
   <w:num w:numId="24">
+    <w:abstractNumId w:val="10"/>
+  </w:num>
+  <w:num w:numId="25">
+    <w:abstractNumId w:val="17"/>
+  </w:num>
+  <w:num w:numId="26">
+    <w:abstractNumId w:val="36"/>
+  </w:num>
+  <w:num w:numId="27">
+    <w:abstractNumId w:val="38"/>
+  </w:num>
+  <w:num w:numId="28">
     <w:abstractNumId w:val="8"/>
   </w:num>
-  <w:num w:numId="25">
+  <w:num w:numId="29">
+    <w:abstractNumId w:val="28"/>
+  </w:num>
+  <w:num w:numId="30">
+    <w:abstractNumId w:val="39"/>
+  </w:num>
+  <w:num w:numId="31">
+    <w:abstractNumId w:val="41"/>
+  </w:num>
+  <w:num w:numId="32">
     <w:abstractNumId w:val="15"/>
   </w:num>
-  <w:num w:numId="26">
-    <w:abstractNumId w:val="32"/>
+  <w:num w:numId="33">
+    <w:abstractNumId w:val="25"/>
   </w:num>
-  <w:num w:numId="27">
+  <w:num w:numId="34">
+    <w:abstractNumId w:val="24"/>
+  </w:num>
+  <w:num w:numId="35">
     <w:abstractNumId w:val="34"/>
   </w:num>
-  <w:num w:numId="28">
+  <w:num w:numId="36">
+    <w:abstractNumId w:val="33"/>
+  </w:num>
+  <w:num w:numId="37">
+    <w:abstractNumId w:val="12"/>
+  </w:num>
+  <w:num w:numId="38">
+    <w:abstractNumId w:val="9"/>
+  </w:num>
+  <w:num w:numId="39">
+    <w:abstractNumId w:val="29"/>
+  </w:num>
+  <w:num w:numId="40">
+    <w:abstractNumId w:val="21"/>
+  </w:num>
+  <w:num w:numId="41">
+    <w:abstractNumId w:val="18"/>
+  </w:num>
+  <w:num w:numId="42">
+    <w:abstractNumId w:val="40"/>
+  </w:num>
+  <w:num w:numId="43">
+    <w:abstractNumId w:val="19"/>
+  </w:num>
+  <w:num w:numId="44">
     <w:abstractNumId w:val="6"/>
   </w:num>
-  <w:num w:numId="29">
-    <w:abstractNumId w:val="24"/>
-  </w:num>
-  <w:num w:numId="30">
-    <w:abstractNumId w:val="35"/>
-  </w:num>
-  <w:num w:numId="31">
-    <w:abstractNumId w:val="36"/>
-  </w:num>
-  <w:num w:numId="32">
-    <w:abstractNumId w:val="13"/>
-  </w:num>
-  <w:num w:numId="33">
-    <w:abstractNumId w:val="21"/>
-  </w:num>
-  <w:num w:numId="34">
-    <w:abstractNumId w:val="20"/>
-  </w:num>
-  <w:num w:numId="35">
-    <w:abstractNumId w:val="30"/>
-  </w:num>
-  <w:num w:numId="36">
-    <w:abstractNumId w:val="29"/>
-  </w:num>
-  <w:num w:numId="37">
-    <w:abstractNumId w:val="10"/>
-  </w:num>
-  <w:num w:numId="38">
-    <w:abstractNumId w:val="7"/>
-  </w:num>
-  <w:num w:numId="39">
-    <w:abstractNumId w:val="25"/>
-  </w:num>
-  <w:num w:numId="40">
-    <w:abstractNumId w:val="17"/>
+  <w:num w:numId="45">
+    <w:abstractNumId w:val="3"/>
   </w:num>
   <w:numIdMacAtCleanup w:val="40"/>
 </w:numbering>
@@ -18500,8 +19550,8 @@
   <w:latentStyles w:defLockedState="0" w:defUIPriority="99" w:defSemiHidden="1" w:defUnhideWhenUsed="1" w:defQFormat="0" w:count="267">
     <w:lsdException w:name="Normal" w:semiHidden="0" w:uiPriority="0" w:unhideWhenUsed="0" w:qFormat="1"/>
     <w:lsdException w:name="heading 1" w:semiHidden="0" w:uiPriority="0" w:unhideWhenUsed="0" w:qFormat="1"/>
-    <w:lsdException w:name="heading 2" w:uiPriority="0" w:qFormat="1"/>
-    <w:lsdException w:name="heading 3" w:uiPriority="0" w:qFormat="1"/>
+    <w:lsdException w:name="heading 2" w:uiPriority="9" w:qFormat="1"/>
+    <w:lsdException w:name="heading 3" w:uiPriority="9" w:qFormat="1"/>
     <w:lsdException w:name="heading 4" w:uiPriority="9" w:qFormat="1"/>
     <w:lsdException w:name="heading 5" w:uiPriority="9" w:qFormat="1"/>
     <w:lsdException w:name="heading 6" w:uiPriority="9" w:qFormat="1"/>
@@ -18677,6 +19727,7 @@
     <w:name w:val="heading 2"/>
     <w:next w:val="Normal"/>
     <w:link w:val="Heading2Char"/>
+    <w:uiPriority w:val="9"/>
     <w:qFormat/>
     <w:rsid w:val="00460482"/>
     <w:pPr>
@@ -18701,6 +19752,7 @@
     <w:basedOn w:val="Normal"/>
     <w:next w:val="Normal"/>
     <w:link w:val="Heading3Char"/>
+    <w:uiPriority w:val="9"/>
     <w:qFormat/>
     <w:rsid w:val="00460482"/>
     <w:pPr>
